--- a/tests/corpus_v2/docs/works_0008.docx
+++ b/tests/corpus_v2/docs/works_0008.docx
@@ -21,19 +21,25 @@
         <w:rPr>
           <w:b/>
         </w:rPr>
-        <w:t xml:space="preserve">№ 44/2024-К</w:t>
-      </w:r>
-    </w:p>
-    <w:p/>
-    <w:p>
-      <w:r>
-        <w:t xml:space="preserve">г. Ростов-на-Дону</w:t>
+        <w:t xml:space="preserve">№ </w:t>
+      </w:r>
+      <w:r>
+        <w:rPr>
+          <w:b/>
+        </w:rPr>
+        <w:t xml:space="preserve">31/23</w:t>
+      </w:r>
+    </w:p>
+    <w:p/>
+    <w:p>
+      <w:r>
+        <w:t xml:space="preserve">г. Екатеринбург</w:t>
       </w:r>
       <w:r>
         <w:t xml:space="preserve">     </w:t>
       </w:r>
       <w:r>
-        <w:t xml:space="preserve">«17» сентября 2023 г.</w:t>
+        <w:t xml:space="preserve">16.09.2025 г.</w:t>
       </w:r>
     </w:p>
     <w:p/>
@@ -57,7 +63,7 @@
         <w:t xml:space="preserve">, с одной стороны, и </w:t>
       </w:r>
       <w:r>
-        <w:t xml:space="preserve">ИП </w:t>
+        <w:t xml:space="preserve">Индивидуальный предприниматель </w:t>
       </w:r>
       <w:r>
         <w:t xml:space="preserve">Гусева Ирина Олеговна</w:t>
@@ -72,10 +78,10 @@
         <w:t xml:space="preserve">, именуемая в дальнейшем «Заказчик», действующая на основании свидетельства о государственной регистрации</w:t>
       </w:r>
       <w:r>
-        <w:t xml:space="preserve">, с другой стороны, совместно именуемые «Стороны», заключили настоящий </w:t>
-      </w:r>
-      <w:r>
-        <w:t xml:space="preserve">Договор № 68/2024-П</w:t>
+        <w:t xml:space="preserve">, с другой стороны, совместно именуемые «Стороны», заключили настоящий Договор № </w:t>
+      </w:r>
+      <w:r>
+        <w:t xml:space="preserve">41Ф-69500/20-696Д</w:t>
       </w:r>
       <w:r>
         <w:t xml:space="preserve"> (далее — Договор) о нижеследующем:</w:t>
@@ -122,7 +128,7 @@
         <w:t xml:space="preserve">Гарантийный срок на результат работ — </w:t>
       </w:r>
       <w:r>
-        <w:t xml:space="preserve">в течение 10 рабочих дней с момента выставления счета</w:t>
+        <w:t xml:space="preserve">не позднее 01.07.2026</w:t>
       </w:r>
       <w:r>
         <w:t xml:space="preserve">.</w:t>
@@ -142,7 +148,19 @@
         <w:t xml:space="preserve">2.1. Общая цена Договора: </w:t>
       </w:r>
       <w:r>
-        <w:t xml:space="preserve">150 000 RUB</w:t>
+        <w:t xml:space="preserve">Триста девяносто семь тысяч два рубля 0 коп.</w:t>
+      </w:r>
+      <w:r>
+        <w:t xml:space="preserve">, включая НДС </w:t>
+      </w:r>
+      <w:r>
+        <w:t xml:space="preserve">22%</w:t>
+      </w:r>
+      <w:r>
+        <w:t xml:space="preserve"> в размере </w:t>
+      </w:r>
+      <w:r>
+        <w:t xml:space="preserve">937002 (девятьсот тридцать семь тысяч два) рубля</w:t>
       </w:r>
       <w:r>
         <w:t xml:space="preserve">.</w:t>
@@ -153,7 +171,13 @@
         <w:t xml:space="preserve">2.2. Налог: </w:t>
       </w:r>
       <w:r>
-        <w:t xml:space="preserve">0,1% за каждый день просрочки</w:t>
+        <w:t xml:space="preserve">1/150 ключевой ставки ЦБ РФ от общей суммы счета</w:t>
+      </w:r>
+      <w:r>
+        <w:t xml:space="preserve">, но не более </w:t>
+      </w:r>
+      <w:r>
+        <w:t xml:space="preserve">18% от цены Договора</w:t>
       </w:r>
       <w:r>
         <w:t xml:space="preserve">.</w:t>
@@ -164,7 +188,7 @@
         <w:t xml:space="preserve">2.3. Срок оплаты — </w:t>
       </w:r>
       <w:r>
-        <w:t xml:space="preserve">в течение 10 рабочих дней с момента подписания акта</w:t>
+        <w:t xml:space="preserve">в течение 10 (Десяти) рабочих дней с момента выставления счета</w:t>
       </w:r>
       <w:r>
         <w:t xml:space="preserve">.</w:t>
@@ -184,7 +208,7 @@
         <w:t xml:space="preserve">, артикул </w:t>
       </w:r>
       <w:r>
-        <w:t xml:space="preserve">RM-4792-82</w:t>
+        <w:t xml:space="preserve">RM-4512-66</w:t>
       </w:r>
       <w:r>
         <w:t xml:space="preserve">, код </w:t>
@@ -244,7 +268,7 @@
         <w:t xml:space="preserve">. Цена — </w:t>
       </w:r>
       <w:r>
-        <w:t xml:space="preserve">5 000 руб.</w:t>
+        <w:t xml:space="preserve">Двадцать четыре миллиона шестьсот тысяч рублей 5 коп.</w:t>
       </w:r>
       <w:r>
         <w:t xml:space="preserve">.</w:t>
@@ -264,7 +288,7 @@
         <w:t xml:space="preserve">3.1. Место исполнения обязательств: </w:t>
       </w:r>
       <w:r>
-        <w:t xml:space="preserve">ш. Садовая, д. 80, пгт. Софрино, Краснодарский край</w:t>
+        <w:t xml:space="preserve">ш. Кутузовский, д. 16, пгт. Софрино, Московская обл.</w:t>
       </w:r>
       <w:r>
         <w:t xml:space="preserve">.</w:t>
@@ -281,7 +305,7 @@
         <w:t xml:space="preserve"> по телефону </w:t>
       </w:r>
       <w:r>
-        <w:t xml:space="preserve">+7 (495) 722-16-67</w:t>
+        <w:t xml:space="preserve">+7 (843) 666-99-94</w:t>
       </w:r>
       <w:r>
         <w:t xml:space="preserve">.</w:t>
@@ -292,7 +316,7 @@
         <w:t xml:space="preserve">3.3. Срок исполнения обязательств — </w:t>
       </w:r>
       <w:r>
-        <w:t xml:space="preserve">45 дней с момента заключения контракта</w:t>
+        <w:t xml:space="preserve">в течение 7 (Семи) банковских дней с момента поступления денежных средств на расчетный счет</w:t>
       </w:r>
       <w:r>
         <w:t xml:space="preserve">.</w:t>
@@ -323,13 +347,13 @@
         <w:t xml:space="preserve">Размер неустойки за нарушение сроков оплаты: </w:t>
       </w:r>
       <w:r>
-        <w:t xml:space="preserve">0,1% от стоимости</w:t>
+        <w:t xml:space="preserve">21% за каждый день просрочки</w:t>
       </w:r>
       <w:r>
         <w:t xml:space="preserve">. Предельный размер ответственности: </w:t>
       </w:r>
       <w:r>
-        <w:t xml:space="preserve">15% годовых</w:t>
+        <w:t xml:space="preserve">1/130 ключевой ставки ЦБ РФ от стоимости неоплаченных работ</w:t>
       </w:r>
       <w:r>
         <w:t xml:space="preserve">.</w:t>
@@ -351,7 +375,7 @@
         <w:t xml:space="preserve">Сторона, для которой создалась невозможность исполнения, обязана уведомить другую Сторону. Срок уведомления — </w:t>
       </w:r>
       <w:r>
-        <w:t xml:space="preserve">25 рабочих дней с момента поступления денежных средств на расчетный счет</w:t>
+        <w:t xml:space="preserve">в течение 20 календарных дней с момента заключения контракта</w:t>
       </w:r>
       <w:r>
         <w:t xml:space="preserve">.</w:t>
@@ -365,7 +389,7 @@
         <w:t xml:space="preserve">Все споры и разногласия решаются путём переговоров. Претензионный порядок обязателен, срок ответа на претензию — </w:t>
       </w:r>
       <w:r>
-        <w:t xml:space="preserve">7 рабочих дней</w:t>
+        <w:t xml:space="preserve">в течение двадцати дней с даты подписания Сторонами акта сдачи-приемки оказанных услуг</w:t>
       </w:r>
       <w:r>
         <w:t xml:space="preserve">.</w:t>
@@ -500,7 +524,7 @@
         <w:t xml:space="preserve">Расторжение Договора в одностороннем порядке допускается при существенном нарушении его условий другой Стороной. Срок направления уведомления — </w:t>
       </w:r>
       <w:r>
-        <w:t xml:space="preserve">не позднее 12.01.2026</w:t>
+        <w:t xml:space="preserve">не позднее 27.06.2026</w:t>
       </w:r>
       <w:r>
         <w:t xml:space="preserve">.</w:t>
@@ -517,13 +541,13 @@
         <w:t xml:space="preserve">, тел. </w:t>
       </w:r>
       <w:r>
-        <w:t xml:space="preserve">+7 (495) 870-74-26</w:t>
+        <w:t xml:space="preserve">+7 (495) 595-19-74</w:t>
       </w:r>
       <w:r>
         <w:t xml:space="preserve">, адрес для корреспонденции: </w:t>
       </w:r>
       <w:r>
-        <w:t xml:space="preserve">бул. Баумана, д. 26, пгт. Софрино, Свердловская обл.</w:t>
+        <w:t xml:space="preserve">ул. Садовая, д. 49, с. Ивановское, Новосибирская обл.</w:t>
       </w:r>
       <w:r>
         <w:t xml:space="preserve">.</w:t>
@@ -544,7 +568,7 @@
         <w:t xml:space="preserve">Дополнительный телефон: </w:t>
       </w:r>
       <w:r>
-        <w:t xml:space="preserve">+7 (843 ) ​605-54-28</w:t>
+        <w:t xml:space="preserve">+7 (8‍43) 533-73- 54</w:t>
       </w:r>
     </w:p>
     <w:p>
@@ -552,7 +576,7 @@
         <w:t xml:space="preserve">Контактное лицо: </w:t>
       </w:r>
       <w:r>
-        <w:t xml:space="preserve">Гусе​ва Ирина Оле⁠говна</w:t>
+        <w:t xml:space="preserve">Гусева Ирин а Оле​говна</w:t>
       </w:r>
     </w:p>
     <w:p>
@@ -576,15 +600,65 @@
       </w:r>
     </w:p>
     <w:p/>
-    <w:p>
-      <w:r>
-        <w:rPr>
-          <w:b/>
-        </w:rPr>
-        <w:t xml:space="preserve">РЕКВИЗИТЫ И ПОДПИСИ СТОРОН</w:t>
-      </w:r>
-    </w:p>
-    <w:p/>
+    <w:p/>
+    <w:p>
+      <w:r>
+        <w:rPr>
+          <w:b/>
+        </w:rPr>
+        <w:t xml:space="preserve">9. КОНТРОЛЬНЫЕ ВЕЛИЧИНЫ</w:t>
+      </w:r>
+    </w:p>
+    <w:p>
+      <w:r>
+        <w:t xml:space="preserve">9.1. Контрольная запись: </w:t>
+      </w:r>
+      <w:r>
+        <w:rPr>
+          <w:b/>
+        </w:rPr>
+        <w:t xml:space="preserve">0,0</w:t>
+      </w:r>
+      <w:r>
+        <w:t xml:space="preserve">1 (одна сотая процента) % годовых</w:t>
+      </w:r>
+      <w:r>
+        <w:t xml:space="preserve">.</w:t>
+      </w:r>
+    </w:p>
+    <w:p>
+      <w:r>
+        <w:t xml:space="preserve">9.2. Контрольная запись: </w:t>
+      </w:r>
+      <w:r>
+        <w:rPr>
+          <w:b/>
+        </w:rPr>
+        <w:t xml:space="preserve">в течение 4</w:t>
+      </w:r>
+      <w:r>
+        <w:t xml:space="preserve">5 дней со дня предъявления требования</w:t>
+      </w:r>
+      <w:r>
+        <w:t xml:space="preserve">.</w:t>
+      </w:r>
+    </w:p>
+    <w:p>
+      <w:r>
+        <w:t xml:space="preserve">9.3. Контрольная запись: </w:t>
+      </w:r>
+      <w:r>
+        <w:t xml:space="preserve">9/18</w:t>
+      </w:r>
+      <w:r>
+        <w:t xml:space="preserve">.</w:t>
+      </w:r>
+    </w:p>
+    <w:p>
+      <w:r>
+        <w:t xml:space="preserve">9.4. Контрольная запись (таблица):</w:t>
+      </w:r>
+    </w:p>
     <w:tbl>
       <w:tblPr>
         <w:tblW w:w="9360" w:type="dxa"/>
@@ -608,95 +682,7 @@
           </w:tcPr>
           <w:p>
             <w:r>
-              <w:rPr>
-                <w:b/>
-              </w:rPr>
-              <w:t xml:space="preserve">Подрядчик:</w:t>
-            </w:r>
-          </w:p>
-          <w:p>
-            <w:r>
-              <w:t xml:space="preserve">ПАО «Василёк»</w:t>
-            </w:r>
-          </w:p>
-          <w:p>
-            <w:r>
-              <w:t xml:space="preserve">Юридический адрес: </w:t>
-            </w:r>
-            <w:r>
-              <w:t xml:space="preserve">ш. Лесная, д. 34, пос. Заречный, Тверская обл.</w:t>
-            </w:r>
-          </w:p>
-          <w:p>
-            <w:r>
-              <w:t xml:space="preserve">ИНН </w:t>
-            </w:r>
-            <w:r>
-              <w:t xml:space="preserve">9 200 114 139</w:t>
-            </w:r>
-            <w:r>
-              <w:t xml:space="preserve"> КПП </w:t>
-            </w:r>
-            <w:r>
-              <w:t xml:space="preserve">441703356</w:t>
-            </w:r>
-          </w:p>
-          <w:p>
-            <w:r>
-              <w:t xml:space="preserve">ОГРН </w:t>
-            </w:r>
-            <w:r>
-              <w:t xml:space="preserve">1 699 905 881 872</w:t>
-            </w:r>
-          </w:p>
-          <w:p>
-            <w:r>
-              <w:t xml:space="preserve">р/с </w:t>
-            </w:r>
-            <w:r>
-              <w:t xml:space="preserve">4070 2810 6315 9556 5011</w:t>
-            </w:r>
-            <w:r>
-              <w:t xml:space="preserve"> в ПАО «Промсвязьбанк»</w:t>
-            </w:r>
-          </w:p>
-          <w:p>
-            <w:r>
-              <w:t xml:space="preserve">к/с </w:t>
-            </w:r>
-            <w:r>
-              <w:t xml:space="preserve">30101810400000000555</w:t>
-            </w:r>
-            <w:r>
-              <w:t xml:space="preserve"> БИК </w:t>
-            </w:r>
-            <w:r>
-              <w:t xml:space="preserve">044525555</w:t>
-            </w:r>
-          </w:p>
-          <w:p>
-            <w:r>
-              <w:t xml:space="preserve">Тел.: </w:t>
-            </w:r>
-            <w:r>
-              <w:t xml:space="preserve">+7 (499) 274-57-65</w:t>
-            </w:r>
-          </w:p>
-          <w:p>
-            <w:r>
-              <w:t xml:space="preserve">E-mail: </w:t>
-            </w:r>
-            <w:r>
-              <w:t xml:space="preserve">volkova@list.ru</w:t>
-            </w:r>
-          </w:p>
-          <w:p/>
-          <w:p>
-            <w:r>
-              <w:t xml:space="preserve">Директор ______________ </w:t>
-            </w:r>
-            <w:r>
-              <w:t xml:space="preserve">Е. Д. Волкова</w:t>
+              <w:t xml:space="preserve">не более 97 0</w:t>
             </w:r>
           </w:p>
         </w:tc>
@@ -706,87 +692,21 @@
           </w:tcPr>
           <w:p>
             <w:r>
-              <w:rPr>
-                <w:b/>
-              </w:rPr>
-              <w:t xml:space="preserve">Заказчик:</w:t>
-            </w:r>
-          </w:p>
-          <w:p>
-            <w:r>
-              <w:t xml:space="preserve">Индивидуальный предприниматель </w:t>
-            </w:r>
-            <w:r>
-              <w:t xml:space="preserve">Гусева Ирина Олеговна</w:t>
-            </w:r>
-          </w:p>
-          <w:p>
-            <w:r>
-              <w:t xml:space="preserve">Адрес регистрации: </w:t>
-            </w:r>
-            <w:r>
-              <w:t xml:space="preserve">пер. Промышленная, д. 59, пгт. Софрино, Краснодарский край</w:t>
-            </w:r>
-          </w:p>
-          <w:p>
-            <w:r>
-              <w:t xml:space="preserve">ИНН </w:t>
-            </w:r>
-            <w:r>
-              <w:t xml:space="preserve">428433524073</w:t>
-            </w:r>
-            <w:r>
-              <w:t xml:space="preserve"> ОГРНИП </w:t>
-            </w:r>
-            <w:r>
-              <w:t xml:space="preserve">351038979137752</w:t>
-            </w:r>
-          </w:p>
-          <w:p>
-            <w:r>
-              <w:t xml:space="preserve">р/с </w:t>
-            </w:r>
-            <w:r>
-              <w:t xml:space="preserve">40802810719913282048</w:t>
-            </w:r>
-            <w:r>
-              <w:t xml:space="preserve"> в ПАО Сбербанк</w:t>
-            </w:r>
-            <w:r>
-              <w:t xml:space="preserve">, БИК </w:t>
-            </w:r>
-            <w:r>
-              <w:t xml:space="preserve">044525225</w:t>
-            </w:r>
-          </w:p>
-          <w:p>
-            <w:r>
-              <w:t xml:space="preserve">Тел.: </w:t>
-            </w:r>
-            <w:r>
-              <w:t xml:space="preserve">+7 (499) 471-63-35</w:t>
-            </w:r>
-          </w:p>
-          <w:p>
-            <w:r>
-              <w:t xml:space="preserve">E-mail: </w:t>
-            </w:r>
-            <w:r>
-              <w:t xml:space="preserve">guseva@romashka.ru</w:t>
-            </w:r>
-          </w:p>
-          <w:p/>
-          <w:p>
-            <w:r>
-              <w:t xml:space="preserve">ИП ______________ </w:t>
-            </w:r>
-            <w:r>
-              <w:t xml:space="preserve">Гусева И. О.</w:t>
+              <w:t xml:space="preserve">00,80 (Девяноста семи тысяч) RUB</w:t>
             </w:r>
           </w:p>
         </w:tc>
       </w:tr>
     </w:tbl>
+    <w:p/>
+    <w:p>
+      <w:r>
+        <w:rPr>
+          <w:b/>
+        </w:rPr>
+        <w:t xml:space="preserve">РЕКВИЗИТЫ И ПОДПИСИ СТОРОН</w:t>
+      </w:r>
+    </w:p>
     <w:p/>
     <w:tbl>
       <w:tblPr>
@@ -811,6 +731,217 @@
           </w:tcPr>
           <w:p>
             <w:r>
+              <w:rPr>
+                <w:b/>
+              </w:rPr>
+              <w:t xml:space="preserve">Подрядчик:</w:t>
+            </w:r>
+          </w:p>
+          <w:p>
+            <w:r>
+              <w:t xml:space="preserve">ПАО «Василёк»</w:t>
+            </w:r>
+          </w:p>
+          <w:p>
+            <w:r>
+              <w:t xml:space="preserve">Юридический адрес: </w:t>
+            </w:r>
+            <w:r>
+              <w:t xml:space="preserve">бул. Заречная, д. 43, рп. Обухово, Ленинградская обл.</w:t>
+            </w:r>
+          </w:p>
+          <w:p>
+            <w:r>
+              <w:t xml:space="preserve">Почтовый адрес: </w:t>
+            </w:r>
+            <w:r>
+              <w:t xml:space="preserve">пер. Пушкина, д. 54, с. Ивановское, Московская обл.</w:t>
+            </w:r>
+          </w:p>
+          <w:p>
+            <w:r>
+              <w:t xml:space="preserve">ИНН </w:t>
+            </w:r>
+            <w:r>
+              <w:t xml:space="preserve">9 200 114 139</w:t>
+            </w:r>
+            <w:r>
+              <w:t xml:space="preserve"> КПП </w:t>
+            </w:r>
+            <w:r>
+              <w:t xml:space="preserve">441703356</w:t>
+            </w:r>
+          </w:p>
+          <w:p>
+            <w:r>
+              <w:t xml:space="preserve">ОГРН </w:t>
+            </w:r>
+            <w:r>
+              <w:t xml:space="preserve">1 699 905 881 872</w:t>
+            </w:r>
+          </w:p>
+          <w:p>
+            <w:r>
+              <w:t xml:space="preserve">р/с </w:t>
+            </w:r>
+            <w:r>
+              <w:t xml:space="preserve">4070 2810 6315 9556 5011</w:t>
+            </w:r>
+            <w:r>
+              <w:t xml:space="preserve"> в ПАО «Промсвязьбанк»</w:t>
+            </w:r>
+          </w:p>
+          <w:p>
+            <w:r>
+              <w:t xml:space="preserve">к/с </w:t>
+            </w:r>
+            <w:r>
+              <w:t xml:space="preserve">30101810400000000555</w:t>
+            </w:r>
+            <w:r>
+              <w:t xml:space="preserve"> БИК </w:t>
+            </w:r>
+            <w:r>
+              <w:t xml:space="preserve">044525555</w:t>
+            </w:r>
+          </w:p>
+          <w:p>
+            <w:r>
+              <w:t xml:space="preserve">Тел.: </w:t>
+            </w:r>
+            <w:r>
+              <w:t xml:space="preserve">+7 (499) 337-91-98</w:t>
+            </w:r>
+          </w:p>
+          <w:p>
+            <w:r>
+              <w:t xml:space="preserve">E-mail: </w:t>
+            </w:r>
+            <w:r>
+              <w:t xml:space="preserve">volkova@romashka.ru</w:t>
+            </w:r>
+          </w:p>
+          <w:p/>
+          <w:p>
+            <w:r>
+              <w:t xml:space="preserve">Директор ______________ </w:t>
+            </w:r>
+            <w:r>
+              <w:t xml:space="preserve">Е. Д. Волкова</w:t>
+            </w:r>
+          </w:p>
+        </w:tc>
+        <w:tc>
+          <w:tcPr>
+            <w:tcW w:w="4680" w:type="dxa"/>
+          </w:tcPr>
+          <w:p>
+            <w:r>
+              <w:rPr>
+                <w:b/>
+              </w:rPr>
+              <w:t xml:space="preserve">Заказчик:</w:t>
+            </w:r>
+          </w:p>
+          <w:p>
+            <w:r>
+              <w:t xml:space="preserve">Индивидуальный предприниматель </w:t>
+            </w:r>
+            <w:r>
+              <w:t xml:space="preserve">Гусева Ирина Олеговна</w:t>
+            </w:r>
+          </w:p>
+          <w:p>
+            <w:r>
+              <w:t xml:space="preserve">Адрес регистрации: </w:t>
+            </w:r>
+            <w:r>
+              <w:t xml:space="preserve">ш. Заречная, д. 23, пос. Заречный, Свердловская обл.</w:t>
+            </w:r>
+          </w:p>
+          <w:p>
+            <w:r>
+              <w:t xml:space="preserve">ИНН </w:t>
+            </w:r>
+            <w:r>
+              <w:t xml:space="preserve">428433524073</w:t>
+            </w:r>
+            <w:r>
+              <w:t xml:space="preserve"> ОГРНИП </w:t>
+            </w:r>
+            <w:r>
+              <w:t xml:space="preserve">351038979137752</w:t>
+            </w:r>
+          </w:p>
+          <w:p>
+            <w:r>
+              <w:t xml:space="preserve">р/с </w:t>
+            </w:r>
+            <w:r>
+              <w:t xml:space="preserve">40802810719913282048</w:t>
+            </w:r>
+            <w:r>
+              <w:t xml:space="preserve"> в ПАО Сбербанк</w:t>
+            </w:r>
+            <w:r>
+              <w:t xml:space="preserve">, БИК </w:t>
+            </w:r>
+            <w:r>
+              <w:t xml:space="preserve">044525225</w:t>
+            </w:r>
+          </w:p>
+          <w:p>
+            <w:r>
+              <w:t xml:space="preserve">Тел.: </w:t>
+            </w:r>
+            <w:r>
+              <w:t xml:space="preserve">+7 (383) 850-80-23</w:t>
+            </w:r>
+          </w:p>
+          <w:p>
+            <w:r>
+              <w:t xml:space="preserve">E-mail: </w:t>
+            </w:r>
+            <w:r>
+              <w:t xml:space="preserve">guseva@bk.ru</w:t>
+            </w:r>
+          </w:p>
+          <w:p/>
+          <w:p>
+            <w:r>
+              <w:t xml:space="preserve">ИП ______________ </w:t>
+            </w:r>
+            <w:r>
+              <w:t xml:space="preserve">Гусева И. О.</w:t>
+            </w:r>
+          </w:p>
+        </w:tc>
+      </w:tr>
+    </w:tbl>
+    <w:p/>
+    <w:tbl>
+      <w:tblPr>
+        <w:tblW w:w="9360" w:type="dxa"/>
+        <w:tblBorders>
+          <w:top w:val="single" w:sz="4" w:color="auto"/>
+          <w:left w:val="single" w:sz="4" w:color="auto"/>
+          <w:bottom w:val="single" w:sz="4" w:color="auto"/>
+          <w:right w:val="single" w:sz="4" w:color="auto"/>
+          <w:insideH w:val="single" w:sz="4" w:color="auto"/>
+          <w:insideV w:val="single" w:sz="4" w:color="auto"/>
+        </w:tblBorders>
+      </w:tblPr>
+      <w:tblGrid>
+        <w:gridCol w:w="4680"/>
+        <w:gridCol w:w="4680"/>
+      </w:tblGrid>
+      <w:tr>
+        <w:tc>
+          <w:tcPr>
+            <w:tcW w:w="4680" w:type="dxa"/>
+          </w:tcPr>
+          <w:p>
+            <w:r>
               <w:t xml:space="preserve">ИНН: </w:t>
             </w:r>
             <w:r>
@@ -896,13 +1027,13 @@
       <w:t xml:space="preserve">Исполнитель документа: </w:t>
     </w:r>
     <w:r>
-      <w:t xml:space="preserve">Лебедев П. Ю.</w:t>
+      <w:t xml:space="preserve">Белов И. А.</w:t>
     </w:r>
     <w:r>
       <w:t xml:space="preserve">, тел. </w:t>
     </w:r>
     <w:r>
-      <w:t xml:space="preserve">8(495)2996955</w:t>
+      <w:t xml:space="preserve">8(383)6282968</w:t>
     </w:r>
   </w:p>
 </w:ftr>

--- a/tests/corpus_v2/docs/works_0008.docx
+++ b/tests/corpus_v2/docs/works_0008.docx
@@ -648,7 +648,13 @@
         <w:t xml:space="preserve">9.3. Контрольная запись: </w:t>
       </w:r>
       <w:r>
-        <w:t xml:space="preserve">9/18</w:t>
+        <w:rPr>
+          <w:b/>
+        </w:rPr>
+        <w:t xml:space="preserve">9/1</w:t>
+      </w:r>
+      <w:r>
+        <w:t xml:space="preserve">8</w:t>
       </w:r>
       <w:r>
         <w:t xml:space="preserve">.</w:t>

--- a/tests/corpus_v2/docs/works_0008.docx
+++ b/tests/corpus_v2/docs/works_0008.docx
@@ -27,19 +27,19 @@
         <w:rPr>
           <w:b/>
         </w:rPr>
-        <w:t xml:space="preserve">31/23</w:t>
-      </w:r>
-    </w:p>
-    <w:p/>
-    <w:p>
-      <w:r>
-        <w:t xml:space="preserve">г. Екатеринбург</w:t>
+        <w:t xml:space="preserve">22/2024-К</w:t>
+      </w:r>
+    </w:p>
+    <w:p/>
+    <w:p>
+      <w:r>
+        <w:t xml:space="preserve">г. Ростов-на-Дону</w:t>
       </w:r>
       <w:r>
         <w:t xml:space="preserve">     </w:t>
       </w:r>
       <w:r>
-        <w:t xml:space="preserve">16.09.2025 г.</w:t>
+        <w:t xml:space="preserve">17.10.2023 г.</w:t>
       </w:r>
     </w:p>
     <w:p/>
@@ -63,7 +63,7 @@
         <w:t xml:space="preserve">, с одной стороны, и </w:t>
       </w:r>
       <w:r>
-        <w:t xml:space="preserve">Индивидуальный предприниматель </w:t>
+        <w:t xml:space="preserve">ИП </w:t>
       </w:r>
       <w:r>
         <w:t xml:space="preserve">Гусева Ирина Олеговна</w:t>
@@ -81,7 +81,7 @@
         <w:t xml:space="preserve">, с другой стороны, совместно именуемые «Стороны», заключили настоящий Договор № </w:t>
       </w:r>
       <w:r>
-        <w:t xml:space="preserve">41Ф-69500/20-696Д</w:t>
+        <w:t xml:space="preserve">68Ф-43648/10-967Д</w:t>
       </w:r>
       <w:r>
         <w:t xml:space="preserve"> (далее — Договор) о нижеследующем:</w:t>
@@ -128,7 +128,7 @@
         <w:t xml:space="preserve">Гарантийный срок на результат работ — </w:t>
       </w:r>
       <w:r>
-        <w:t xml:space="preserve">не позднее 01.07.2026</w:t>
+        <w:t xml:space="preserve">не позднее 13.07.2026</w:t>
       </w:r>
       <w:r>
         <w:t xml:space="preserve">.</w:t>
@@ -148,7 +148,7 @@
         <w:t xml:space="preserve">2.1. Общая цена Договора: </w:t>
       </w:r>
       <w:r>
-        <w:t xml:space="preserve">Триста девяносто семь тысяч два рубля 0 коп.</w:t>
+        <w:t xml:space="preserve">Девятьсот восемьдесят пять тысяч два рубля 0 коп.</w:t>
       </w:r>
       <w:r>
         <w:t xml:space="preserve">, включая НДС </w:t>

--- a/tests/corpus_v2/docs/works_0008.docx
+++ b/tests/corpus_v2/docs/works_0008.docx
@@ -265,10 +265,16 @@
         <w:t xml:space="preserve">МКАС при ТПП РФ</w:t>
       </w:r>
       <w:r>
+        <w:t xml:space="preserve">. Товар отгружается с сопроводительным документом паспорт качества № </w:t>
+      </w:r>
+      <w:r>
+        <w:t xml:space="preserve">30 24 758208</w:t>
+      </w:r>
+      <w:r>
         <w:t xml:space="preserve">. Цена — </w:t>
       </w:r>
       <w:r>
-        <w:t xml:space="preserve">Двадцать четыре миллиона шестьсот тысяч рублей 5 коп.</w:t>
+        <w:t xml:space="preserve">Тридцать четыре миллиона четыреста тысяч рублей 5 коп.</w:t>
       </w:r>
       <w:r>
         <w:t xml:space="preserve">.</w:t>
@@ -288,7 +294,7 @@
         <w:t xml:space="preserve">3.1. Место исполнения обязательств: </w:t>
       </w:r>
       <w:r>
-        <w:t xml:space="preserve">ш. Кутузовский, д. 16, пгт. Софрино, Московская обл.</w:t>
+        <w:t xml:space="preserve">бул. Советская, д. 71, тер. СНТ «Родник», Республика Татарстан</w:t>
       </w:r>
       <w:r>
         <w:t xml:space="preserve">.</w:t>
@@ -305,7 +311,7 @@
         <w:t xml:space="preserve"> по телефону </w:t>
       </w:r>
       <w:r>
-        <w:t xml:space="preserve">+7 (843) 666-99-94</w:t>
+        <w:t xml:space="preserve">+7 (499) 948-53-50</w:t>
       </w:r>
       <w:r>
         <w:t xml:space="preserve">.</w:t>
@@ -316,7 +322,7 @@
         <w:t xml:space="preserve">3.3. Срок исполнения обязательств — </w:t>
       </w:r>
       <w:r>
-        <w:t xml:space="preserve">в течение 7 (Семи) банковских дней с момента поступления денежных средств на расчетный счет</w:t>
+        <w:t xml:space="preserve">в течение 20 (Двадцати) банковских дней с момента поступления денежных средств на расчетный счет</w:t>
       </w:r>
       <w:r>
         <w:t xml:space="preserve">.</w:t>
@@ -347,7 +353,7 @@
         <w:t xml:space="preserve">Размер неустойки за нарушение сроков оплаты: </w:t>
       </w:r>
       <w:r>
-        <w:t xml:space="preserve">21% за каждый день просрочки</w:t>
+        <w:t xml:space="preserve">12% за каждый день просрочки</w:t>
       </w:r>
       <w:r>
         <w:t xml:space="preserve">. Предельный размер ответственности: </w:t>
@@ -375,7 +381,7 @@
         <w:t xml:space="preserve">Сторона, для которой создалась невозможность исполнения, обязана уведомить другую Сторону. Срок уведомления — </w:t>
       </w:r>
       <w:r>
-        <w:t xml:space="preserve">в течение 20 календарных дней с момента заключения контракта</w:t>
+        <w:t xml:space="preserve">в течение 3 календарных дней с момента заключения контракта</w:t>
       </w:r>
       <w:r>
         <w:t xml:space="preserve">.</w:t>
@@ -389,7 +395,7 @@
         <w:t xml:space="preserve">Все споры и разногласия решаются путём переговоров. Претензионный порядок обязателен, срок ответа на претензию — </w:t>
       </w:r>
       <w:r>
-        <w:t xml:space="preserve">в течение двадцати дней с даты подписания Сторонами акта сдачи-приемки оказанных услуг</w:t>
+        <w:t xml:space="preserve">в течение сорока пяти дней с даты подписания Сторонами акта сдачи-приемки оказанных услуг</w:t>
       </w:r>
       <w:r>
         <w:t xml:space="preserve">.</w:t>
@@ -524,7 +530,7 @@
         <w:t xml:space="preserve">Расторжение Договора в одностороннем порядке допускается при существенном нарушении его условий другой Стороной. Срок направления уведомления — </w:t>
       </w:r>
       <w:r>
-        <w:t xml:space="preserve">не позднее 27.06.2026</w:t>
+        <w:t xml:space="preserve">не позднее 03.09.2025</w:t>
       </w:r>
       <w:r>
         <w:t xml:space="preserve">.</w:t>
@@ -541,13 +547,13 @@
         <w:t xml:space="preserve">, тел. </w:t>
       </w:r>
       <w:r>
-        <w:t xml:space="preserve">+7 (495) 595-19-74</w:t>
+        <w:t xml:space="preserve">+7 (499) 447-19-58</w:t>
       </w:r>
       <w:r>
         <w:t xml:space="preserve">, адрес для корреспонденции: </w:t>
       </w:r>
       <w:r>
-        <w:t xml:space="preserve">ул. Садовая, д. 49, с. Ивановское, Новосибирская обл.</w:t>
+        <w:t xml:space="preserve">бул. Лесная, д. 64, д. Малые Вязёмы, Тверская обл.</w:t>
       </w:r>
       <w:r>
         <w:t xml:space="preserve">.</w:t>
@@ -568,7 +574,7 @@
         <w:t xml:space="preserve">Дополнительный телефон: </w:t>
       </w:r>
       <w:r>
-        <w:t xml:space="preserve">+7 (8‍43) 533-73- 54</w:t>
+        <w:t xml:space="preserve">+7​ (812) 511-21-⁠53</w:t>
       </w:r>
     </w:p>
     <w:p>
@@ -576,7 +582,7 @@
         <w:t xml:space="preserve">Контактное лицо: </w:t>
       </w:r>
       <w:r>
-        <w:t xml:space="preserve">Гусева Ирин а Оле​говна</w:t>
+        <w:t xml:space="preserve">Г­усева Ирина Оле​говна</w:t>
       </w:r>
     </w:p>
     <w:p>
@@ -634,10 +640,10 @@
         <w:rPr>
           <w:b/>
         </w:rPr>
-        <w:t xml:space="preserve">в течение 4</w:t>
-      </w:r>
-      <w:r>
-        <w:t xml:space="preserve">5 дней со дня предъявления требования</w:t>
+        <w:t xml:space="preserve">в течение 1</w:t>
+      </w:r>
+      <w:r>
+        <w:t xml:space="preserve">0 дней со дня предъявления требования</w:t>
       </w:r>
       <w:r>
         <w:t xml:space="preserve">.</w:t>
@@ -651,10 +657,10 @@
         <w:rPr>
           <w:b/>
         </w:rPr>
-        <w:t xml:space="preserve">9/1</w:t>
-      </w:r>
-      <w:r>
-        <w:t xml:space="preserve">8</w:t>
+        <w:t xml:space="preserve">4/1</w:t>
+      </w:r>
+      <w:r>
+        <w:t xml:space="preserve">5</w:t>
       </w:r>
       <w:r>
         <w:t xml:space="preserve">.</w:t>
@@ -688,7 +694,7 @@
           </w:tcPr>
           <w:p>
             <w:r>
-              <w:t xml:space="preserve">не более 97 0</w:t>
+              <w:t xml:space="preserve">не более 3 8</w:t>
             </w:r>
           </w:p>
         </w:tc>
@@ -698,7 +704,7 @@
           </w:tcPr>
           <w:p>
             <w:r>
-              <w:t xml:space="preserve">00,80 (Девяноста семи тысяч) RUB</w:t>
+              <w:t xml:space="preserve">60 000,42 (Трёх миллионов восьмисот шестидесяти тысяч) RUB</w:t>
             </w:r>
           </w:p>
         </w:tc>
@@ -753,7 +759,7 @@
               <w:t xml:space="preserve">Юридический адрес: </w:t>
             </w:r>
             <w:r>
-              <w:t xml:space="preserve">бул. Заречная, д. 43, рп. Обухово, Ленинградская обл.</w:t>
+              <w:t xml:space="preserve">пер. Промышленная, д. 59, пгт. Софрино, Краснодарский край</w:t>
             </w:r>
           </w:p>
           <w:p>
@@ -761,7 +767,7 @@
               <w:t xml:space="preserve">Почтовый адрес: </w:t>
             </w:r>
             <w:r>
-              <w:t xml:space="preserve">пер. Пушкина, д. 54, с. Ивановское, Московская обл.</w:t>
+              <w:t xml:space="preserve">просп. Ленина, д. 30, тер. СНТ «Родник», Республика Татарстан</w:t>
             </w:r>
           </w:p>
           <w:p>
@@ -816,7 +822,7 @@
               <w:t xml:space="preserve">Тел.: </w:t>
             </w:r>
             <w:r>
-              <w:t xml:space="preserve">+7 (499) 337-91-98</w:t>
+              <w:t xml:space="preserve">+7 (495) 299-69-55</w:t>
             </w:r>
           </w:p>
           <w:p>
@@ -824,7 +830,7 @@
               <w:t xml:space="preserve">E-mail: </w:t>
             </w:r>
             <w:r>
-              <w:t xml:space="preserve">volkova@romashka.ru</w:t>
+              <w:t xml:space="preserve">volkova@bk.ru</w:t>
             </w:r>
           </w:p>
           <w:p/>
@@ -862,7 +868,7 @@
               <w:t xml:space="preserve">Адрес регистрации: </w:t>
             </w:r>
             <w:r>
-              <w:t xml:space="preserve">ш. Заречная, д. 23, пос. Заречный, Свердловская обл.</w:t>
+              <w:t xml:space="preserve">ш. Строителей, д. 71, тер. СНТ «Родник», Московская обл.</w:t>
             </w:r>
           </w:p>
           <w:p>
@@ -901,7 +907,7 @@
               <w:t xml:space="preserve">Тел.: </w:t>
             </w:r>
             <w:r>
-              <w:t xml:space="preserve">+7 (383) 850-80-23</w:t>
+              <w:t xml:space="preserve">+7 (383) 982-96-94</w:t>
             </w:r>
           </w:p>
           <w:p>
@@ -909,7 +915,7 @@
               <w:t xml:space="preserve">E-mail: </w:t>
             </w:r>
             <w:r>
-              <w:t xml:space="preserve">guseva@bk.ru</w:t>
+              <w:t xml:space="preserve">guseva@mail.ru</w:t>
             </w:r>
           </w:p>
           <w:p/>
@@ -1033,13 +1039,13 @@
       <w:t xml:space="preserve">Исполнитель документа: </w:t>
     </w:r>
     <w:r>
-      <w:t xml:space="preserve">Белов И. А.</w:t>
+      <w:t xml:space="preserve">Павлов Е. В.</w:t>
     </w:r>
     <w:r>
       <w:t xml:space="preserve">, тел. </w:t>
     </w:r>
     <w:r>
-      <w:t xml:space="preserve">8(383)6282968</w:t>
+      <w:t xml:space="preserve">8(383)2526831</w:t>
     </w:r>
   </w:p>
 </w:ftr>

--- a/tests/corpus_v2/docs/works_0008.docx
+++ b/tests/corpus_v2/docs/works_0008.docx
@@ -271,10 +271,46 @@
         <w:t xml:space="preserve">30 24 758208</w:t>
       </w:r>
       <w:r>
+        <w:t xml:space="preserve">. К партии приложен паспорт изделия № </w:t>
+      </w:r>
+      <w:r>
+        <w:t xml:space="preserve">42 19 776390</w:t>
+      </w:r>
+      <w:r>
+        <w:t xml:space="preserve">. Оборудование поставляется с паспортом транспортного средства № </w:t>
+      </w:r>
+      <w:r>
+        <w:t xml:space="preserve">80 17 824654</w:t>
+      </w:r>
+      <w:r>
+        <w:t xml:space="preserve">. Приёмка производится согласно техническому паспорту </w:t>
+      </w:r>
+      <w:r>
+        <w:t xml:space="preserve">16 20 054910</w:t>
+      </w:r>
+      <w:r>
+        <w:t xml:space="preserve">. СНИЛС не указан, номер заказа </w:t>
+      </w:r>
+      <w:r>
+        <w:t xml:space="preserve">462-567-715 84</w:t>
+      </w:r>
+      <w:r>
+        <w:t xml:space="preserve">. Дата рождения не проставлена, документ выдан </w:t>
+      </w:r>
+      <w:r>
+        <w:t xml:space="preserve">06.12.2020</w:t>
+      </w:r>
+      <w:r>
+        <w:t xml:space="preserve">. Код подразделения, см. артикул </w:t>
+      </w:r>
+      <w:r>
+        <w:t xml:space="preserve">326-838</w:t>
+      </w:r>
+      <w:r>
         <w:t xml:space="preserve">. Цена — </w:t>
       </w:r>
       <w:r>
-        <w:t xml:space="preserve">Тридцать четыре миллиона четыреста тысяч рублей 5 коп.</w:t>
+        <w:t xml:space="preserve">Три миллиона восемьсот шестьдесят тысяч рублей 0 коп.</w:t>
       </w:r>
       <w:r>
         <w:t xml:space="preserve">.</w:t>
@@ -294,7 +330,7 @@
         <w:t xml:space="preserve">3.1. Место исполнения обязательств: </w:t>
       </w:r>
       <w:r>
-        <w:t xml:space="preserve">бул. Советская, д. 71, тер. СНТ «Родник», Республика Татарстан</w:t>
+        <w:t xml:space="preserve">просп. Полевая, д. 28, д. Малые Вязёмы, Московская обл.</w:t>
       </w:r>
       <w:r>
         <w:t xml:space="preserve">.</w:t>
@@ -311,7 +347,7 @@
         <w:t xml:space="preserve"> по телефону </w:t>
       </w:r>
       <w:r>
-        <w:t xml:space="preserve">+7 (499) 948-53-50</w:t>
+        <w:t xml:space="preserve">+7 (843) 304-75-71</w:t>
       </w:r>
       <w:r>
         <w:t xml:space="preserve">.</w:t>
@@ -322,7 +358,7 @@
         <w:t xml:space="preserve">3.3. Срок исполнения обязательств — </w:t>
       </w:r>
       <w:r>
-        <w:t xml:space="preserve">в течение 20 (Двадцати) банковских дней с момента поступления денежных средств на расчетный счет</w:t>
+        <w:t xml:space="preserve">в течение 30 (Тридцати) банковских дней с момента поступления денежных средств на расчетный счет</w:t>
       </w:r>
       <w:r>
         <w:t xml:space="preserve">.</w:t>
@@ -353,7 +389,7 @@
         <w:t xml:space="preserve">Размер неустойки за нарушение сроков оплаты: </w:t>
       </w:r>
       <w:r>
-        <w:t xml:space="preserve">12% за каждый день просрочки</w:t>
+        <w:t xml:space="preserve">15% за каждый день просрочки</w:t>
       </w:r>
       <w:r>
         <w:t xml:space="preserve">. Предельный размер ответственности: </w:t>
@@ -381,7 +417,7 @@
         <w:t xml:space="preserve">Сторона, для которой создалась невозможность исполнения, обязана уведомить другую Сторону. Срок уведомления — </w:t>
       </w:r>
       <w:r>
-        <w:t xml:space="preserve">в течение 3 календарных дней с момента заключения контракта</w:t>
+        <w:t xml:space="preserve">в течение 20 календарных дней с момента заключения контракта</w:t>
       </w:r>
       <w:r>
         <w:t xml:space="preserve">.</w:t>
@@ -395,7 +431,7 @@
         <w:t xml:space="preserve">Все споры и разногласия решаются путём переговоров. Претензионный порядок обязателен, срок ответа на претензию — </w:t>
       </w:r>
       <w:r>
-        <w:t xml:space="preserve">в течение сорока пяти дней с даты подписания Сторонами акта сдачи-приемки оказанных услуг</w:t>
+        <w:t xml:space="preserve">в течение семи дней с даты подписания Сторонами акта сдачи-приемки оказанных услуг</w:t>
       </w:r>
       <w:r>
         <w:t xml:space="preserve">.</w:t>
@@ -530,7 +566,7 @@
         <w:t xml:space="preserve">Расторжение Договора в одностороннем порядке допускается при существенном нарушении его условий другой Стороной. Срок направления уведомления — </w:t>
       </w:r>
       <w:r>
-        <w:t xml:space="preserve">не позднее 03.09.2025</w:t>
+        <w:t xml:space="preserve">не позднее 09.07.2025</w:t>
       </w:r>
       <w:r>
         <w:t xml:space="preserve">.</w:t>
@@ -547,13 +583,13 @@
         <w:t xml:space="preserve">, тел. </w:t>
       </w:r>
       <w:r>
-        <w:t xml:space="preserve">+7 (499) 447-19-58</w:t>
+        <w:t xml:space="preserve">+7 (812) 580-23-55</w:t>
       </w:r>
       <w:r>
         <w:t xml:space="preserve">, адрес для корреспонденции: </w:t>
       </w:r>
       <w:r>
-        <w:t xml:space="preserve">бул. Лесная, д. 64, д. Малые Вязёмы, Тверская обл.</w:t>
+        <w:t xml:space="preserve">ш. Лесная, д. 34, пос. Заречный, Тверская обл.</w:t>
       </w:r>
       <w:r>
         <w:t xml:space="preserve">.</w:t>
@@ -574,7 +610,7 @@
         <w:t xml:space="preserve">Дополнительный телефон: </w:t>
       </w:r>
       <w:r>
-        <w:t xml:space="preserve">+7​ (812) 511-21-⁠53</w:t>
+        <w:t xml:space="preserve">+7 (846​) 962‍-38-31</w:t>
       </w:r>
     </w:p>
     <w:p>
@@ -582,7 +618,7 @@
         <w:t xml:space="preserve">Контактное лицо: </w:t>
       </w:r>
       <w:r>
-        <w:t xml:space="preserve">Г­усева Ирина Оле​говна</w:t>
+        <w:t xml:space="preserve">Гусева Ирина​ ‍Олеговна</w:t>
       </w:r>
     </w:p>
     <w:p>
@@ -640,7 +676,7 @@
         <w:rPr>
           <w:b/>
         </w:rPr>
-        <w:t xml:space="preserve">в течение 1</w:t>
+        <w:t xml:space="preserve">в течение 2</w:t>
       </w:r>
       <w:r>
         <w:t xml:space="preserve">0 дней со дня предъявления требования</w:t>
@@ -657,10 +693,10 @@
         <w:rPr>
           <w:b/>
         </w:rPr>
-        <w:t xml:space="preserve">4/1</w:t>
-      </w:r>
-      <w:r>
-        <w:t xml:space="preserve">5</w:t>
+        <w:t xml:space="preserve">7/1</w:t>
+      </w:r>
+      <w:r>
+        <w:t xml:space="preserve">6</w:t>
       </w:r>
       <w:r>
         <w:t xml:space="preserve">.</w:t>
@@ -694,7 +730,7 @@
           </w:tcPr>
           <w:p>
             <w:r>
-              <w:t xml:space="preserve">не более 3 8</w:t>
+              <w:t xml:space="preserve">не более 35 0</w:t>
             </w:r>
           </w:p>
         </w:tc>
@@ -704,7 +740,7 @@
           </w:tcPr>
           <w:p>
             <w:r>
-              <w:t xml:space="preserve">60 000,42 (Трёх миллионов восьмисот шестидесяти тысяч) RUB</w:t>
+              <w:t xml:space="preserve">00,29 (Тридцати пяти тысяч) RUB</w:t>
             </w:r>
           </w:p>
         </w:tc>
@@ -759,7 +795,7 @@
               <w:t xml:space="preserve">Юридический адрес: </w:t>
             </w:r>
             <w:r>
-              <w:t xml:space="preserve">пер. Промышленная, д. 59, пгт. Софрино, Краснодарский край</w:t>
+              <w:t xml:space="preserve">пер. Космонавтов, д. 69, с. Ивановское, Московская обл.</w:t>
             </w:r>
           </w:p>
           <w:p>
@@ -767,7 +803,7 @@
               <w:t xml:space="preserve">Почтовый адрес: </w:t>
             </w:r>
             <w:r>
-              <w:t xml:space="preserve">просп. Ленина, д. 30, тер. СНТ «Родник», Республика Татарстан</w:t>
+              <w:t xml:space="preserve">наб. Мира, д. 4, рп. Обухово, Краснодарский край</w:t>
             </w:r>
           </w:p>
           <w:p>
@@ -822,7 +858,7 @@
               <w:t xml:space="preserve">Тел.: </w:t>
             </w:r>
             <w:r>
-              <w:t xml:space="preserve">+7 (495) 299-69-55</w:t>
+              <w:t xml:space="preserve">+7 (383) 628-29-68</w:t>
             </w:r>
           </w:p>
           <w:p>
@@ -830,7 +866,7 @@
               <w:t xml:space="preserve">E-mail: </w:t>
             </w:r>
             <w:r>
-              <w:t xml:space="preserve">volkova@bk.ru</w:t>
+              <w:t xml:space="preserve">volkova@yandex.ru</w:t>
             </w:r>
           </w:p>
           <w:p/>
@@ -868,7 +904,7 @@
               <w:t xml:space="preserve">Адрес регистрации: </w:t>
             </w:r>
             <w:r>
-              <w:t xml:space="preserve">ш. Строителей, д. 71, тер. СНТ «Родник», Московская обл.</w:t>
+              <w:t xml:space="preserve">пер. Лесная, д. 15, тер. СНТ «Родник», Свердловская обл.</w:t>
             </w:r>
           </w:p>
           <w:p>
@@ -907,7 +943,7 @@
               <w:t xml:space="preserve">Тел.: </w:t>
             </w:r>
             <w:r>
-              <w:t xml:space="preserve">+7 (383) 982-96-94</w:t>
+              <w:t xml:space="preserve">+7 (499) 103-63-51</w:t>
             </w:r>
           </w:p>
           <w:p>
@@ -915,7 +951,7 @@
               <w:t xml:space="preserve">E-mail: </w:t>
             </w:r>
             <w:r>
-              <w:t xml:space="preserve">guseva@mail.ru</w:t>
+              <w:t xml:space="preserve">guseva@yandex.ru</w:t>
             </w:r>
           </w:p>
           <w:p/>
@@ -1039,13 +1075,13 @@
       <w:t xml:space="preserve">Исполнитель документа: </w:t>
     </w:r>
     <w:r>
-      <w:t xml:space="preserve">Павлов Е. В.</w:t>
+      <w:t xml:space="preserve">Морозов Р. С.</w:t>
     </w:r>
     <w:r>
       <w:t xml:space="preserve">, тел. </w:t>
     </w:r>
     <w:r>
-      <w:t xml:space="preserve">8(383)2526831</w:t>
+      <w:t xml:space="preserve">8(499)8707099</w:t>
     </w:r>
   </w:p>
 </w:ftr>

--- a/tests/corpus_v2/docs/works_0008.docx
+++ b/tests/corpus_v2/docs/works_0008.docx
@@ -45,7 +45,7 @@
     <w:p/>
     <w:p>
       <w:r>
-        <w:t xml:space="preserve">ПАО «Василёк»</w:t>
+        <w:t xml:space="preserve">ООО Вектор</w:t>
       </w:r>
       <w:r>
         <w:t xml:space="preserve">, именуемое в дальнейшем «Подрядчик», в лице директора </w:t>
@@ -483,7 +483,7 @@
         <w:t xml:space="preserve">3.1. Место исполнения обязательств: </w:t>
       </w:r>
       <w:r>
-        <w:t xml:space="preserve">пер. Мира, д. 90, пос. Заречный, Краснодарский край</w:t>
+        <w:t xml:space="preserve">630099, г. Новосибирск, ул. Лесная, д. 46, кв. 180</w:t>
       </w:r>
       <w:r>
         <w:t xml:space="preserve">.</w:t>
@@ -500,7 +500,7 @@
         <w:t xml:space="preserve"> по телефону </w:t>
       </w:r>
       <w:r>
-        <w:t xml:space="preserve">+7 (843) 640-43-20</w:t>
+        <w:t xml:space="preserve">+7 (495) 897-71-77</w:t>
       </w:r>
       <w:r>
         <w:t xml:space="preserve">.</w:t>
@@ -511,7 +511,7 @@
         <w:t xml:space="preserve">3.3. Срок исполнения обязательств — </w:t>
       </w:r>
       <w:r>
-        <w:t xml:space="preserve">в течение 10 (Десяти) банковских дней с момента поступления денежных средств на расчетный счет</w:t>
+        <w:t xml:space="preserve">в течение 14 (Четырнадцати) банковских дней с момента поступления денежных средств на расчетный счет</w:t>
       </w:r>
       <w:r>
         <w:t xml:space="preserve">.</w:t>
@@ -542,7 +542,7 @@
         <w:t xml:space="preserve">Размер неустойки за нарушение сроков оплаты: </w:t>
       </w:r>
       <w:r>
-        <w:t xml:space="preserve">20% за каждый день просрочки</w:t>
+        <w:t xml:space="preserve">5% за каждый день просрочки</w:t>
       </w:r>
       <w:r>
         <w:t xml:space="preserve">. Предельный размер ответственности: </w:t>
@@ -584,7 +584,7 @@
         <w:t xml:space="preserve">Все споры и разногласия решаются путём переговоров. Претензионный порядок обязателен, срок ответа на претензию — </w:t>
       </w:r>
       <w:r>
-        <w:t xml:space="preserve">в течение семи дней с даты подписания Сторонами акта сдачи-приемки оказанных услуг</w:t>
+        <w:t xml:space="preserve">в течение десяти дней с даты подписания Сторонами акта сдачи-приемки оказанных услуг</w:t>
       </w:r>
       <w:r>
         <w:t xml:space="preserve">.</w:t>
@@ -719,7 +719,7 @@
         <w:t xml:space="preserve">Расторжение Договора в одностороннем порядке допускается при существенном нарушении его условий другой Стороной. Срок направления уведомления — </w:t>
       </w:r>
       <w:r>
-        <w:t xml:space="preserve">не позднее 12.07.2026</w:t>
+        <w:t xml:space="preserve">не позднее 06.06.2026</w:t>
       </w:r>
       <w:r>
         <w:t xml:space="preserve">.</w:t>
@@ -736,13 +736,13 @@
         <w:t xml:space="preserve">, тел. </w:t>
       </w:r>
       <w:r>
-        <w:t xml:space="preserve">+7 (843) 482-61-43</w:t>
+        <w:t xml:space="preserve">+7 (812) 534-57-61</w:t>
       </w:r>
       <w:r>
         <w:t xml:space="preserve">, адрес для корреспонденции: </w:t>
       </w:r>
       <w:r>
-        <w:t xml:space="preserve">пер. Пушкина, д. 54, с. Ивановское, Московская обл.</w:t>
+        <w:t xml:space="preserve">141400, г. Химки, ш. Космонавтов, д. 25, кв. 93</w:t>
       </w:r>
       <w:r>
         <w:t xml:space="preserve">.</w:t>
@@ -763,7 +763,7 @@
         <w:t xml:space="preserve">Дополнительный телефон: </w:t>
       </w:r>
       <w:r>
-        <w:t xml:space="preserve">+‍7 (​499) 337-91-98</w:t>
+        <w:t xml:space="preserve">+7 (843)⁠ 30 7-13-35</w:t>
       </w:r>
     </w:p>
     <w:p>
@@ -771,7 +771,7 @@
         <w:t xml:space="preserve">Контактное лицо: </w:t>
       </w:r>
       <w:r>
-        <w:t xml:space="preserve">Гусева  Ирина Олего‍вна</w:t>
+        <w:t xml:space="preserve">Гусева ​Ирина Ол­еговна</w:t>
       </w:r>
     </w:p>
     <w:p>
@@ -829,10 +829,10 @@
         <w:rPr>
           <w:b/>
         </w:rPr>
-        <w:t xml:space="preserve">в течение 6</w:t>
-      </w:r>
-      <w:r>
-        <w:t xml:space="preserve">0 дней со дня предъявления требования</w:t>
+        <w:t xml:space="preserve">в течение 3</w:t>
+      </w:r>
+      <w:r>
+        <w:t xml:space="preserve">6 месяцев с момента выставления счета</w:t>
       </w:r>
       <w:r>
         <w:t xml:space="preserve">.</w:t>
@@ -846,7 +846,7 @@
         <w:rPr>
           <w:b/>
         </w:rPr>
-        <w:t xml:space="preserve">2/1</w:t>
+        <w:t xml:space="preserve">9/1</w:t>
       </w:r>
       <w:r>
         <w:t xml:space="preserve">3</w:t>
@@ -883,7 +883,7 @@
           </w:tcPr>
           <w:p>
             <w:r>
-              <w:t xml:space="preserve">не более 7</w:t>
+              <w:t xml:space="preserve">не более 53 2</w:t>
             </w:r>
           </w:p>
         </w:tc>
@@ -893,7 +893,7 @@
           </w:tcPr>
           <w:p>
             <w:r>
-              <w:t xml:space="preserve">25 000,51 (Семисот двадцати пяти тысяч) RUB</w:t>
+              <w:t xml:space="preserve">00 000,84 (Пятидесяти трёх миллионов двухсот тысяч) RUB</w:t>
             </w:r>
           </w:p>
         </w:tc>
@@ -940,7 +940,7 @@
           </w:p>
           <w:p>
             <w:r>
-              <w:t xml:space="preserve">ПАО «Василёк»</w:t>
+              <w:t xml:space="preserve">ООО Вектор</w:t>
             </w:r>
           </w:p>
           <w:p>
@@ -948,7 +948,7 @@
               <w:t xml:space="preserve">Юридический адрес: </w:t>
             </w:r>
             <w:r>
-              <w:t xml:space="preserve">ш. Гагарина, д. 15, с. Ивановское, Свердловская обл.</w:t>
+              <w:t xml:space="preserve">190000, г. Санкт-Петербург, бул. Ленина, д. 65, кв. 133</w:t>
             </w:r>
           </w:p>
           <w:p>
@@ -956,18 +956,18 @@
               <w:t xml:space="preserve">Почтовый адрес: </w:t>
             </w:r>
             <w:r>
-              <w:t xml:space="preserve">наб. Ленина, д. 54, д. Малые Вязёмы, Республика Татарстан</w:t>
-            </w:r>
-          </w:p>
-          <w:p>
-            <w:r>
-              <w:t xml:space="preserve">ИНН </w:t>
-            </w:r>
-            <w:r>
-              <w:t xml:space="preserve">9 200 114 139</w:t>
-            </w:r>
-            <w:r>
-              <w:t xml:space="preserve"> КПП </w:t>
+              <w:t xml:space="preserve">170100, г. Тверь, ул. Тверская, д. 32, кв. 126</w:t>
+            </w:r>
+          </w:p>
+          <w:p>
+            <w:r>
+              <w:t xml:space="preserve">ИНН/КПП </w:t>
+            </w:r>
+            <w:r>
+              <w:t xml:space="preserve">9200114139</w:t>
+            </w:r>
+            <w:r>
+              <w:t xml:space="preserve">/</w:t>
             </w:r>
             <w:r>
               <w:t xml:space="preserve">441703356</w:t>
@@ -978,7 +978,7 @@
               <w:t xml:space="preserve">ОГРН </w:t>
             </w:r>
             <w:r>
-              <w:t xml:space="preserve">1 699 905 881 872</w:t>
+              <w:t xml:space="preserve">1699905881872</w:t>
             </w:r>
           </w:p>
           <w:p>
@@ -986,7 +986,7 @@
               <w:t xml:space="preserve">р/с </w:t>
             </w:r>
             <w:r>
-              <w:t xml:space="preserve">4070 2810 6315 9556 5011</w:t>
+              <w:t xml:space="preserve">40702810631595565011</w:t>
             </w:r>
             <w:r>
               <w:t xml:space="preserve"> в ПАО «Промсвязьбанк»</w:t>
@@ -1011,7 +1011,7 @@
               <w:t xml:space="preserve">Тел.: </w:t>
             </w:r>
             <w:r>
-              <w:t xml:space="preserve">+7 (499) 651-33-47</w:t>
+              <w:t xml:space="preserve">+7 (812) 217-73-33</w:t>
             </w:r>
           </w:p>
           <w:p>
@@ -1019,7 +1019,7 @@
               <w:t xml:space="preserve">E-mail: </w:t>
             </w:r>
             <w:r>
-              <w:t xml:space="preserve">volkova@yandex.ru</w:t>
+              <w:t xml:space="preserve">volkova@romashka.ru</w:t>
             </w:r>
           </w:p>
           <w:p/>
@@ -1057,7 +1057,7 @@
               <w:t xml:space="preserve">Адрес регистрации: </w:t>
             </w:r>
             <w:r>
-              <w:t xml:space="preserve">наб. Лесная, д. 58, с. Ивановское, Тверская обл.</w:t>
+              <w:t xml:space="preserve">394000, г. Воронеж, пер. Строителей, д. 18, кв. 138</w:t>
             </w:r>
           </w:p>
           <w:p>
@@ -1096,7 +1096,7 @@
               <w:t xml:space="preserve">Тел.: </w:t>
             </w:r>
             <w:r>
-              <w:t xml:space="preserve">+7 (812) 400-42-12</w:t>
+              <w:t xml:space="preserve">+7 (499) 402-30-37</w:t>
             </w:r>
           </w:p>
           <w:p>
@@ -1104,7 +1104,7 @@
               <w:t xml:space="preserve">E-mail: </w:t>
             </w:r>
             <w:r>
-              <w:t xml:space="preserve">guseva@romashka.ru</w:t>
+              <w:t xml:space="preserve">guseva@sibtrans.ru</w:t>
             </w:r>
           </w:p>
           <w:p/>
@@ -1228,13 +1228,13 @@
       <w:t xml:space="preserve">Исполнитель документа: </w:t>
     </w:r>
     <w:r>
-      <w:t xml:space="preserve">Иванова С. А.</w:t>
+      <w:t xml:space="preserve">Лебедева О. Н.</w:t>
     </w:r>
     <w:r>
       <w:t xml:space="preserve">, тел. </w:t>
     </w:r>
     <w:r>
-      <w:t xml:space="preserve">8(846)7154011</w:t>
+      <w:t xml:space="preserve">8(812)8544212</w:t>
     </w:r>
   </w:p>
 </w:ftr>

--- a/tests/corpus_v2/docs/works_0008.docx
+++ b/tests/corpus_v2/docs/works_0008.docx
@@ -469,395 +469,32 @@
         </w:tc>
       </w:tr>
     </w:tbl>
-    <w:p/>
-    <w:p>
-      <w:r>
-        <w:rPr>
-          <w:b/>
-        </w:rPr>
-        <w:t xml:space="preserve">3. МЕСТО И СРОКИ ИСПОЛНЕНИЯ</w:t>
-      </w:r>
-    </w:p>
-    <w:p>
-      <w:r>
-        <w:t xml:space="preserve">3.1. Место исполнения обязательств: </w:t>
-      </w:r>
-      <w:r>
-        <w:t xml:space="preserve">630099, г. Новосибирск, ул. Лесная, д. 46, кв. 180</w:t>
-      </w:r>
-      <w:r>
-        <w:t xml:space="preserve">.</w:t>
-      </w:r>
-    </w:p>
-    <w:p>
-      <w:r>
-        <w:t xml:space="preserve">3.2. Уведомления направляются </w:t>
-      </w:r>
-      <w:r>
-        <w:t xml:space="preserve">Гусевой Ирине Олеговне</w:t>
-      </w:r>
-      <w:r>
-        <w:t xml:space="preserve"> по телефону </w:t>
-      </w:r>
-      <w:r>
-        <w:t xml:space="preserve">+7 (495) 897-71-77</w:t>
-      </w:r>
-      <w:r>
-        <w:t xml:space="preserve">.</w:t>
-      </w:r>
-    </w:p>
-    <w:p>
-      <w:r>
-        <w:t xml:space="preserve">3.3. Срок исполнения обязательств — </w:t>
-      </w:r>
-      <w:r>
-        <w:t xml:space="preserve">в течение 14 (Четырнадцати) банковских дней с момента поступления денежных средств на расчетный счет</w:t>
-      </w:r>
-      <w:r>
-        <w:t xml:space="preserve">.</w:t>
-      </w:r>
-    </w:p>
-    <w:p/>
-    <w:p>
-      <w:r>
-        <w:rPr>
-          <w:b/>
-        </w:rPr>
-        <w:t xml:space="preserve">4. ПРОЧИЕ УСЛОВИЯ</w:t>
-      </w:r>
-    </w:p>
-    <w:p>
-      <w:r>
-        <w:t xml:space="preserve">4.1. </w:t>
-      </w:r>
-      <w:r>
-        <w:t xml:space="preserve">Стороны несут ответственность за неисполнение или ненадлежащее исполнение обязательств в соответствии с законодательством Российской Федерации.</w:t>
-      </w:r>
-    </w:p>
-    <w:p>
-      <w:r>
-        <w:t xml:space="preserve">4.2. </w:t>
-      </w:r>
-      <w:r>
-        <w:t xml:space="preserve">Размер неустойки за нарушение сроков оплаты: </w:t>
-      </w:r>
-      <w:r>
-        <w:t xml:space="preserve">5% за каждый день просрочки</w:t>
-      </w:r>
-      <w:r>
-        <w:t xml:space="preserve">. Предельный размер ответственности: </w:t>
-      </w:r>
-      <w:r>
-        <w:t xml:space="preserve">1/130 ключевой ставки ЦБ РФ от стоимости неоплаченных работ</w:t>
-      </w:r>
-      <w:r>
-        <w:t xml:space="preserve">.</w:t>
-      </w:r>
-    </w:p>
-    <w:p>
-      <w:r>
-        <w:t xml:space="preserve">4.3. </w:t>
-      </w:r>
-      <w:r>
-        <w:t xml:space="preserve">Стороны освобождаются от ответственности при наступлении обстоятельств непреодолимой силы, если они прямо повлияли на исполнение обязательств.</w:t>
-      </w:r>
-    </w:p>
-    <w:p>
-      <w:r>
-        <w:t xml:space="preserve">4.4. </w:t>
-      </w:r>
-      <w:r>
-        <w:t xml:space="preserve">Сторона, для которой создалась невозможность исполнения, обязана уведомить другую Сторону. Срок уведомления — </w:t>
-      </w:r>
-      <w:r>
-        <w:t xml:space="preserve">в течение 10 календарных дней с момента заключения контракта</w:t>
-      </w:r>
-      <w:r>
-        <w:t xml:space="preserve">.</w:t>
-      </w:r>
-    </w:p>
-    <w:p>
-      <w:r>
-        <w:t xml:space="preserve">4.5. </w:t>
-      </w:r>
-      <w:r>
-        <w:t xml:space="preserve">Все споры и разногласия решаются путём переговоров. Претензионный порядок обязателен, срок ответа на претензию — </w:t>
-      </w:r>
-      <w:r>
-        <w:t xml:space="preserve">в течение десяти дней с даты подписания Сторонами акта сдачи-приемки оказанных услуг</w:t>
-      </w:r>
-      <w:r>
-        <w:t xml:space="preserve">.</w:t>
-      </w:r>
-    </w:p>
-    <w:p>
-      <w:r>
-        <w:t xml:space="preserve">4.6. </w:t>
-      </w:r>
-      <w:r>
-        <w:t xml:space="preserve">Договор вступает в силу с момента подписания и действует до полного исполнения Сторонами принятых обязательств.</w:t>
-      </w:r>
-    </w:p>
-    <w:p>
-      <w:r>
-        <w:t xml:space="preserve">4.7. </w:t>
-      </w:r>
-      <w:r>
-        <w:t xml:space="preserve">Изменения и дополнения к Договору действительны при условии их совершения в письменной форме и подписания уполномоченными представителями Сторон.</w:t>
-      </w:r>
-    </w:p>
-    <w:p>
-      <w:r>
-        <w:t xml:space="preserve">4.8. </w:t>
-      </w:r>
-      <w:r>
-        <w:t xml:space="preserve">Договор составлен в двух экземплярах, имеющих равную юридическую силу, по одному для каждой из Сторон.</w:t>
-      </w:r>
-    </w:p>
-    <w:p>
-      <w:r>
-        <w:t xml:space="preserve">4.9. </w:t>
-      </w:r>
-      <w:r>
-        <w:t xml:space="preserve">Стороны признают юридическую силу документов, переданных по электронной почте, с последующим обменом оригиналами.</w:t>
-      </w:r>
-    </w:p>
-    <w:p>
-      <w:r>
-        <w:t xml:space="preserve">4.10. </w:t>
-      </w:r>
-      <w:r>
-        <w:t xml:space="preserve">Уступка прав по Договору третьим лицам без письменного согласия другой Стороны не допускается.</w:t>
-      </w:r>
-    </w:p>
-    <w:p>
-      <w:r>
-        <w:t xml:space="preserve">4.11. </w:t>
-      </w:r>
-      <w:r>
-        <w:t xml:space="preserve">Стороны обязуются сохранять конфиденциальность в отношении сведений, ставших известными в ходе исполнения Договора.</w:t>
-      </w:r>
-    </w:p>
-    <w:p>
-      <w:r>
-        <w:t xml:space="preserve">4.12. </w:t>
-      </w:r>
-      <w:r>
-        <w:t xml:space="preserve">Ни одна из Сторон не вправе использовать товарные знаки другой Стороны без предварительного письменного согласия.</w:t>
-      </w:r>
-    </w:p>
-    <w:p/>
-    <w:p>
-      <w:r>
-        <w:rPr>
-          <w:b/>
-        </w:rPr>
-        <w:t xml:space="preserve">5. ЗАВЕРЕНИЯ ОБ ОБСТОЯТЕЛЬСТВАХ</w:t>
-      </w:r>
-    </w:p>
-    <w:p>
-      <w:r>
-        <w:t xml:space="preserve">5.1. </w:t>
-      </w:r>
-      <w:r>
-        <w:t xml:space="preserve">Договор вступает в силу с момента подписания и действует до полного исполнения Сторонами принятых обязательств.</w:t>
-      </w:r>
-    </w:p>
-    <w:p>
-      <w:r>
-        <w:t xml:space="preserve">5.2. </w:t>
-      </w:r>
-      <w:r>
-        <w:t xml:space="preserve">Изменения и дополнения к Договору действительны при условии их совершения в письменной форме и подписания уполномоченными представителями Сторон.</w:t>
-      </w:r>
-    </w:p>
-    <w:p>
-      <w:r>
-        <w:t xml:space="preserve">5.3. </w:t>
-      </w:r>
-      <w:r>
-        <w:t xml:space="preserve">Договор составлен в двух экземплярах, имеющих равную юридическую силу, по одному для каждой из Сторон.</w:t>
-      </w:r>
-    </w:p>
-    <w:p>
-      <w:r>
-        <w:t xml:space="preserve">5.4. </w:t>
-      </w:r>
-      <w:r>
-        <w:t xml:space="preserve">Стороны признают юридическую силу документов, переданных по электронной почте, с последующим обменом оригиналами.</w:t>
-      </w:r>
-    </w:p>
-    <w:p>
-      <w:r>
-        <w:t xml:space="preserve">5.5. </w:t>
-      </w:r>
-      <w:r>
-        <w:t xml:space="preserve">Уступка прав по Договору третьим лицам без письменного согласия другой Стороны не допускается.</w:t>
-      </w:r>
-    </w:p>
-    <w:p>
-      <w:r>
-        <w:t xml:space="preserve">5.6. </w:t>
-      </w:r>
-      <w:r>
-        <w:t xml:space="preserve">Стороны обязуются сохранять конфиденциальность в отношении сведений, ставших известными в ходе исполнения Договора.</w:t>
-      </w:r>
-    </w:p>
-    <w:p>
-      <w:r>
-        <w:t xml:space="preserve">5.7. </w:t>
-      </w:r>
-      <w:r>
-        <w:t xml:space="preserve">Ни одна из Сторон не вправе использовать товарные знаки другой Стороны без предварительного письменного согласия.</w:t>
-      </w:r>
-    </w:p>
-    <w:p>
-      <w:r>
-        <w:t xml:space="preserve">5.8. </w:t>
-      </w:r>
-      <w:r>
-        <w:t xml:space="preserve">Расторжение Договора в одностороннем порядке допускается при существенном нарушении его условий другой Стороной. Срок направления уведомления — </w:t>
-      </w:r>
-      <w:r>
-        <w:t xml:space="preserve">не позднее 06.06.2026</w:t>
-      </w:r>
-      <w:r>
-        <w:t xml:space="preserve">.</w:t>
-      </w:r>
-    </w:p>
-    <w:p>
-      <w:r>
-        <w:t xml:space="preserve">5.9. Сторона-1 подтверждает, что уполномоченным лицом по вопросам исполнения является </w:t>
-      </w:r>
-      <w:r>
-        <w:t xml:space="preserve">Волкова Екатерина Дмитриевна</w:t>
-      </w:r>
-      <w:r>
-        <w:t xml:space="preserve">, тел. </w:t>
-      </w:r>
-      <w:r>
-        <w:t xml:space="preserve">+7 (812) 534-57-61</w:t>
-      </w:r>
-      <w:r>
-        <w:t xml:space="preserve">, адрес для корреспонденции: </w:t>
-      </w:r>
-      <w:r>
-        <w:t xml:space="preserve">141400, г. Химки, ш. Космонавтов, д. 25, кв. 93</w:t>
-      </w:r>
-      <w:r>
-        <w:t xml:space="preserve">.</w:t>
-      </w:r>
-    </w:p>
-    <w:p/>
-    <w:p/>
-    <w:p>
-      <w:r>
-        <w:rPr>
-          <w:b/>
-        </w:rPr>
-        <w:t xml:space="preserve">10. ДОПОЛНИТЕЛЬНЫЕ СВЕДЕНИЯ О СТОРОНАХ</w:t>
-      </w:r>
-    </w:p>
-    <w:p>
-      <w:r>
-        <w:t xml:space="preserve">Дополнительный телефон: </w:t>
-      </w:r>
-      <w:r>
-        <w:t xml:space="preserve">+7 (843)⁠ 30 7-13-35</w:t>
-      </w:r>
-    </w:p>
-    <w:p>
-      <w:r>
-        <w:t xml:space="preserve">Контактное лицо: </w:t>
-      </w:r>
-      <w:r>
-        <w:t xml:space="preserve">Гусева ​Ирина Ол­еговна</w:t>
-      </w:r>
-    </w:p>
-    <w:p>
-      <w:r>
-        <w:t xml:space="preserve">Получатель уведомлений: </w:t>
-      </w:r>
-      <w:r>
-        <w:t xml:space="preserve">Гусева</w:t>
-        <w:br/>
-        <w:t xml:space="preserve">Ирина Олеговна</w:t>
-      </w:r>
-    </w:p>
-    <w:p>
-      <w:r>
-        <w:t xml:space="preserve">Счёт для возврата: </w:t>
-      </w:r>
-      <w:r>
-        <w:t xml:space="preserve">408028107</w:t>
-        <w:br/>
-        <w:t xml:space="preserve">19913282048</w:t>
-      </w:r>
-    </w:p>
-    <w:p/>
-    <w:p/>
-    <w:p>
-      <w:r>
-        <w:rPr>
-          <w:b/>
-        </w:rPr>
-        <w:t xml:space="preserve">9. КОНТРОЛЬНЫЕ ВЕЛИЧИНЫ</w:t>
-      </w:r>
-    </w:p>
-    <w:p>
-      <w:r>
-        <w:t xml:space="preserve">9.1. Контрольная запись: </w:t>
-      </w:r>
-      <w:r>
-        <w:rPr>
-          <w:b/>
-        </w:rPr>
-        <w:t xml:space="preserve">0,0</w:t>
-      </w:r>
-      <w:r>
-        <w:t xml:space="preserve">1 (одна сотая процента) % годовых</w:t>
-      </w:r>
-      <w:r>
-        <w:t xml:space="preserve">.</w:t>
-      </w:r>
-    </w:p>
-    <w:p>
-      <w:r>
-        <w:t xml:space="preserve">9.2. Контрольная запись: </w:t>
-      </w:r>
-      <w:r>
-        <w:rPr>
-          <w:b/>
-        </w:rPr>
-        <w:t xml:space="preserve">в течение 3</w:t>
-      </w:r>
-      <w:r>
-        <w:t xml:space="preserve">6 месяцев с момента выставления счета</w:t>
-      </w:r>
-      <w:r>
-        <w:t xml:space="preserve">.</w:t>
-      </w:r>
-    </w:p>
-    <w:p>
-      <w:r>
-        <w:t xml:space="preserve">9.3. Контрольная запись: </w:t>
-      </w:r>
-      <w:r>
-        <w:rPr>
-          <w:b/>
-        </w:rPr>
-        <w:t xml:space="preserve">9/1</w:t>
-      </w:r>
-      <w:r>
-        <w:t xml:space="preserve">3</w:t>
-      </w:r>
-      <w:r>
-        <w:t xml:space="preserve">.</w:t>
-      </w:r>
-    </w:p>
-    <w:p>
-      <w:r>
-        <w:t xml:space="preserve">9.4. Контрольная запись (таблица):</w:t>
+    <w:p>
+      <w:r>
+        <w:t xml:space="preserve">2.8. </w:t>
+      </w:r>
+      <w:r>
+        <w:t xml:space="preserve">Платёж по налогу перечисляется на код бюджетной классификации </w:t>
+      </w:r>
+      <w:r>
+        <w:t xml:space="preserve">182 101 010 110 110 001 10</w:t>
+      </w:r>
+      <w:r>
+        <w:t xml:space="preserve">, получатель — территориальный орган Федерального казначейства.</w:t>
+      </w:r>
+    </w:p>
+    <w:p>
+      <w:r>
+        <w:t xml:space="preserve">2.9. </w:t>
+      </w:r>
+      <w:r>
+        <w:t xml:space="preserve">Полномочия подтверждаются свидетельством о рождении, выдано </w:t>
+      </w:r>
+      <w:r>
+        <w:t xml:space="preserve">11.08.2011</w:t>
+      </w:r>
+      <w:r>
+        <w:t xml:space="preserve"> отделом ЗАГС.</w:t>
       </w:r>
     </w:p>
     <w:tbl>
@@ -883,7 +520,7 @@
           </w:tcPr>
           <w:p>
             <w:r>
-              <w:t xml:space="preserve">не более 53 2</w:t>
+              <w:t xml:space="preserve">7</w:t>
             </w:r>
           </w:p>
         </w:tc>
@@ -893,22 +530,423 @@
           </w:tcPr>
           <w:p>
             <w:r>
-              <w:t xml:space="preserve">00 000,84 (Пятидесяти трёх миллионов двухсот тысяч) RUB</w:t>
+              <w:t xml:space="preserve">РУБ.</w:t>
             </w:r>
           </w:p>
         </w:tc>
       </w:tr>
     </w:tbl>
+    <w:p>
+      <w:r>
+        <w:t xml:space="preserve">2.10. </w:t>
+      </w:r>
+      <w:r>
+        <w:t xml:space="preserve">Поставке подлежит насос модели </w:t>
+      </w:r>
+      <w:r>
+        <w:t xml:space="preserve">ЭЦВ-6-10-80h</w:t>
+      </w:r>
+      <w:r>
+        <w:t xml:space="preserve"> и кабель марки </w:t>
+      </w:r>
+      <w:r>
+        <w:t xml:space="preserve">ВВГнг(А)-LSt</w:t>
+      </w:r>
+      <w:r>
+        <w:t xml:space="preserve">.</w:t>
+      </w:r>
+    </w:p>
     <w:p/>
     <w:p>
       <w:r>
         <w:rPr>
           <w:b/>
         </w:rPr>
-        <w:t xml:space="preserve">РЕКВИЗИТЫ И ПОДПИСИ СТОРОН</w:t>
-      </w:r>
-    </w:p>
-    <w:p/>
+        <w:t xml:space="preserve">3. МЕСТО И СРОКИ ИСПОЛНЕНИЯ</w:t>
+      </w:r>
+    </w:p>
+    <w:p>
+      <w:r>
+        <w:t xml:space="preserve">3.1. Место исполнения обязательств: </w:t>
+      </w:r>
+      <w:r>
+        <w:t xml:space="preserve">394000, г. Воронеж, проезд Ленина, д. 62, кв. 136</w:t>
+      </w:r>
+      <w:r>
+        <w:t xml:space="preserve">.</w:t>
+      </w:r>
+    </w:p>
+    <w:p>
+      <w:r>
+        <w:t xml:space="preserve">3.2. Уведомления направляются </w:t>
+      </w:r>
+      <w:r>
+        <w:t xml:space="preserve">Гусевой Ирине Олеговне</w:t>
+      </w:r>
+      <w:r>
+        <w:t xml:space="preserve"> по телефону </w:t>
+      </w:r>
+      <w:r>
+        <w:t xml:space="preserve">+7 (812) 187-41-90</w:t>
+      </w:r>
+      <w:r>
+        <w:t xml:space="preserve">.</w:t>
+      </w:r>
+    </w:p>
+    <w:p>
+      <w:r>
+        <w:t xml:space="preserve">3.3. Срок исполнения обязательств — </w:t>
+      </w:r>
+      <w:r>
+        <w:t xml:space="preserve">в течение 10 (Десяти) банковских дней с момента поступления денежных средств на расчетный счет</w:t>
+      </w:r>
+      <w:r>
+        <w:t xml:space="preserve">.</w:t>
+      </w:r>
+    </w:p>
+    <w:p/>
+    <w:p>
+      <w:r>
+        <w:rPr>
+          <w:b/>
+        </w:rPr>
+        <w:t xml:space="preserve">4. ПРОЧИЕ УСЛОВИЯ</w:t>
+      </w:r>
+    </w:p>
+    <w:p>
+      <w:r>
+        <w:t xml:space="preserve">4.1. </w:t>
+      </w:r>
+      <w:r>
+        <w:t xml:space="preserve">Стороны несут ответственность за неисполнение или ненадлежащее исполнение обязательств в соответствии с законодательством Российской Федерации.</w:t>
+      </w:r>
+    </w:p>
+    <w:p>
+      <w:r>
+        <w:t xml:space="preserve">4.2. </w:t>
+      </w:r>
+      <w:r>
+        <w:t xml:space="preserve">Размер неустойки за нарушение сроков оплаты: </w:t>
+      </w:r>
+      <w:r>
+        <w:t xml:space="preserve">9% за каждый день просрочки</w:t>
+      </w:r>
+      <w:r>
+        <w:t xml:space="preserve">. Предельный размер ответственности: </w:t>
+      </w:r>
+      <w:r>
+        <w:t xml:space="preserve">1/130 ключевой ставки ЦБ РФ от стоимости неоплаченных работ</w:t>
+      </w:r>
+      <w:r>
+        <w:t xml:space="preserve">.</w:t>
+      </w:r>
+    </w:p>
+    <w:p>
+      <w:r>
+        <w:t xml:space="preserve">4.3. </w:t>
+      </w:r>
+      <w:r>
+        <w:t xml:space="preserve">Стороны освобождаются от ответственности при наступлении обстоятельств непреодолимой силы, если они прямо повлияли на исполнение обязательств.</w:t>
+      </w:r>
+    </w:p>
+    <w:p>
+      <w:r>
+        <w:t xml:space="preserve">4.4. </w:t>
+      </w:r>
+      <w:r>
+        <w:t xml:space="preserve">Сторона, для которой создалась невозможность исполнения, обязана уведомить другую Сторону. Срок уведомления — </w:t>
+      </w:r>
+      <w:r>
+        <w:t xml:space="preserve">в течение 20 календарных дней с момента заключения контракта</w:t>
+      </w:r>
+      <w:r>
+        <w:t xml:space="preserve">.</w:t>
+      </w:r>
+    </w:p>
+    <w:p>
+      <w:r>
+        <w:t xml:space="preserve">4.5. </w:t>
+      </w:r>
+      <w:r>
+        <w:t xml:space="preserve">Все споры и разногласия решаются путём переговоров. Претензионный порядок обязателен, срок ответа на претензию — </w:t>
+      </w:r>
+      <w:r>
+        <w:t xml:space="preserve">в течение тридцати дней с даты подписания Сторонами акта сдачи-приемки оказанных услуг</w:t>
+      </w:r>
+      <w:r>
+        <w:t xml:space="preserve">.</w:t>
+      </w:r>
+    </w:p>
+    <w:p>
+      <w:r>
+        <w:t xml:space="preserve">4.6. </w:t>
+      </w:r>
+      <w:r>
+        <w:t xml:space="preserve">Договор вступает в силу с момента подписания и действует до полного исполнения Сторонами принятых обязательств.</w:t>
+      </w:r>
+    </w:p>
+    <w:p>
+      <w:r>
+        <w:t xml:space="preserve">4.7. </w:t>
+      </w:r>
+      <w:r>
+        <w:t xml:space="preserve">Изменения и дополнения к Договору действительны при условии их совершения в письменной форме и подписания уполномоченными представителями Сторон.</w:t>
+      </w:r>
+    </w:p>
+    <w:p>
+      <w:r>
+        <w:t xml:space="preserve">4.8. </w:t>
+      </w:r>
+      <w:r>
+        <w:t xml:space="preserve">Договор составлен в двух экземплярах, имеющих равную юридическую силу, по одному для каждой из Сторон.</w:t>
+      </w:r>
+    </w:p>
+    <w:p>
+      <w:r>
+        <w:t xml:space="preserve">4.9. </w:t>
+      </w:r>
+      <w:r>
+        <w:t xml:space="preserve">Стороны признают юридическую силу документов, переданных по электронной почте, с последующим обменом оригиналами.</w:t>
+      </w:r>
+    </w:p>
+    <w:p>
+      <w:r>
+        <w:t xml:space="preserve">4.10. </w:t>
+      </w:r>
+      <w:r>
+        <w:t xml:space="preserve">Уступка прав по Договору третьим лицам без письменного согласия другой Стороны не допускается.</w:t>
+      </w:r>
+    </w:p>
+    <w:p>
+      <w:r>
+        <w:t xml:space="preserve">4.11. </w:t>
+      </w:r>
+      <w:r>
+        <w:t xml:space="preserve">Стороны обязуются сохранять конфиденциальность в отношении сведений, ставших известными в ходе исполнения Договора.</w:t>
+      </w:r>
+    </w:p>
+    <w:p>
+      <w:r>
+        <w:t xml:space="preserve">4.12. </w:t>
+      </w:r>
+      <w:r>
+        <w:t xml:space="preserve">Ни одна из Сторон не вправе использовать товарные знаки другой Стороны без предварительного письменного согласия.</w:t>
+      </w:r>
+    </w:p>
+    <w:p/>
+    <w:p>
+      <w:r>
+        <w:rPr>
+          <w:b/>
+        </w:rPr>
+        <w:t xml:space="preserve">5. ЗАВЕРЕНИЯ ОБ ОБСТОЯТЕЛЬСТВАХ</w:t>
+      </w:r>
+    </w:p>
+    <w:p>
+      <w:r>
+        <w:t xml:space="preserve">5.1. </w:t>
+      </w:r>
+      <w:r>
+        <w:t xml:space="preserve">Договор вступает в силу с момента подписания и действует до полного исполнения Сторонами принятых обязательств.</w:t>
+      </w:r>
+    </w:p>
+    <w:p>
+      <w:r>
+        <w:t xml:space="preserve">5.2. </w:t>
+      </w:r>
+      <w:r>
+        <w:t xml:space="preserve">Изменения и дополнения к Договору действительны при условии их совершения в письменной форме и подписания уполномоченными представителями Сторон.</w:t>
+      </w:r>
+    </w:p>
+    <w:p>
+      <w:r>
+        <w:t xml:space="preserve">5.3. </w:t>
+      </w:r>
+      <w:r>
+        <w:t xml:space="preserve">Договор составлен в двух экземплярах, имеющих равную юридическую силу, по одному для каждой из Сторон.</w:t>
+      </w:r>
+    </w:p>
+    <w:p>
+      <w:r>
+        <w:t xml:space="preserve">5.4. </w:t>
+      </w:r>
+      <w:r>
+        <w:t xml:space="preserve">Стороны признают юридическую силу документов, переданных по электронной почте, с последующим обменом оригиналами.</w:t>
+      </w:r>
+    </w:p>
+    <w:p>
+      <w:r>
+        <w:t xml:space="preserve">5.5. </w:t>
+      </w:r>
+      <w:r>
+        <w:t xml:space="preserve">Уступка прав по Договору третьим лицам без письменного согласия другой Стороны не допускается.</w:t>
+      </w:r>
+    </w:p>
+    <w:p>
+      <w:r>
+        <w:t xml:space="preserve">5.6. </w:t>
+      </w:r>
+      <w:r>
+        <w:t xml:space="preserve">Стороны обязуются сохранять конфиденциальность в отношении сведений, ставших известными в ходе исполнения Договора.</w:t>
+      </w:r>
+    </w:p>
+    <w:p>
+      <w:r>
+        <w:t xml:space="preserve">5.7. </w:t>
+      </w:r>
+      <w:r>
+        <w:t xml:space="preserve">Ни одна из Сторон не вправе использовать товарные знаки другой Стороны без предварительного письменного согласия.</w:t>
+      </w:r>
+    </w:p>
+    <w:p>
+      <w:r>
+        <w:t xml:space="preserve">5.8. </w:t>
+      </w:r>
+      <w:r>
+        <w:t xml:space="preserve">Расторжение Договора в одностороннем порядке допускается при существенном нарушении его условий другой Стороной. Срок направления уведомления — </w:t>
+      </w:r>
+      <w:r>
+        <w:t xml:space="preserve">не позднее 11.07.2026</w:t>
+      </w:r>
+      <w:r>
+        <w:t xml:space="preserve">.</w:t>
+      </w:r>
+    </w:p>
+    <w:p>
+      <w:r>
+        <w:t xml:space="preserve">5.9. Сторона-1 подтверждает, что уполномоченным лицом по вопросам исполнения является </w:t>
+      </w:r>
+      <w:r>
+        <w:t xml:space="preserve">Волкова Екатерина Дмитриевна</w:t>
+      </w:r>
+      <w:r>
+        <w:t xml:space="preserve">, тел. </w:t>
+      </w:r>
+      <w:r>
+        <w:t xml:space="preserve">+7 (843) 368-68-88</w:t>
+      </w:r>
+      <w:r>
+        <w:t xml:space="preserve">, адрес для корреспонденции: </w:t>
+      </w:r>
+      <w:r>
+        <w:t xml:space="preserve">143400, г. Красногорск, пер. Пушкина, д. 54, кв. 52</w:t>
+      </w:r>
+      <w:r>
+        <w:t xml:space="preserve">.</w:t>
+      </w:r>
+    </w:p>
+    <w:p/>
+    <w:p/>
+    <w:p>
+      <w:r>
+        <w:rPr>
+          <w:b/>
+        </w:rPr>
+        <w:t xml:space="preserve">10. ДОПОЛНИТЕЛЬНЫЕ СВЕДЕНИЯ О СТОРОНАХ</w:t>
+      </w:r>
+    </w:p>
+    <w:p>
+      <w:r>
+        <w:t xml:space="preserve">Дополнительный телефон: </w:t>
+      </w:r>
+      <w:r>
+        <w:t xml:space="preserve">+‍7 (​495) 999-35-39</w:t>
+      </w:r>
+    </w:p>
+    <w:p>
+      <w:r>
+        <w:t xml:space="preserve">Контактное лицо: </w:t>
+      </w:r>
+      <w:r>
+        <w:t xml:space="preserve">Гусева  Ирина Олего‍вна</w:t>
+      </w:r>
+    </w:p>
+    <w:p>
+      <w:r>
+        <w:t xml:space="preserve">Получатель уведомлений: </w:t>
+      </w:r>
+      <w:r>
+        <w:t xml:space="preserve">Гусева</w:t>
+        <w:br/>
+        <w:t xml:space="preserve">Ирина Олеговна</w:t>
+      </w:r>
+    </w:p>
+    <w:p>
+      <w:r>
+        <w:t xml:space="preserve">Счёт для возврата: </w:t>
+      </w:r>
+      <w:r>
+        <w:t xml:space="preserve">408028107</w:t>
+        <w:br/>
+        <w:t xml:space="preserve">19913282048</w:t>
+      </w:r>
+    </w:p>
+    <w:p/>
+    <w:p/>
+    <w:p>
+      <w:r>
+        <w:rPr>
+          <w:b/>
+        </w:rPr>
+        <w:t xml:space="preserve">9. КОНТРОЛЬНЫЕ ВЕЛИЧИНЫ</w:t>
+      </w:r>
+    </w:p>
+    <w:p>
+      <w:r>
+        <w:t xml:space="preserve">9.1. Контрольная запись: </w:t>
+      </w:r>
+      <w:r>
+        <w:rPr>
+          <w:b/>
+        </w:rPr>
+        <w:t xml:space="preserve">0,0</w:t>
+      </w:r>
+      <w:r>
+        <w:t xml:space="preserve">1 (одна сотая процента) % годовых</w:t>
+      </w:r>
+      <w:r>
+        <w:t xml:space="preserve">.</w:t>
+      </w:r>
+    </w:p>
+    <w:p>
+      <w:r>
+        <w:t xml:space="preserve">9.2. Контрольная запись: </w:t>
+      </w:r>
+      <w:r>
+        <w:rPr>
+          <w:b/>
+        </w:rPr>
+        <w:t xml:space="preserve">в течение 6</w:t>
+      </w:r>
+      <w:r>
+        <w:t xml:space="preserve">0 дней со дня предъявления требования</w:t>
+      </w:r>
+      <w:r>
+        <w:t xml:space="preserve">.</w:t>
+      </w:r>
+    </w:p>
+    <w:p>
+      <w:r>
+        <w:t xml:space="preserve">9.3. Контрольная запись: </w:t>
+      </w:r>
+      <w:r>
+        <w:rPr>
+          <w:b/>
+        </w:rPr>
+        <w:t xml:space="preserve">2/1</w:t>
+      </w:r>
+      <w:r>
+        <w:t xml:space="preserve">3</w:t>
+      </w:r>
+      <w:r>
+        <w:t xml:space="preserve">.</w:t>
+      </w:r>
+    </w:p>
+    <w:p>
+      <w:r>
+        <w:t xml:space="preserve">9.4. Контрольная запись (таблица):</w:t>
+      </w:r>
+    </w:p>
     <w:tbl>
       <w:tblPr>
         <w:tblW w:w="9360" w:type="dxa"/>
@@ -932,103 +970,7 @@
           </w:tcPr>
           <w:p>
             <w:r>
-              <w:rPr>
-                <w:b/>
-              </w:rPr>
-              <w:t xml:space="preserve">Подрядчик:</w:t>
-            </w:r>
-          </w:p>
-          <w:p>
-            <w:r>
-              <w:t xml:space="preserve">ООО Вектор</w:t>
-            </w:r>
-          </w:p>
-          <w:p>
-            <w:r>
-              <w:t xml:space="preserve">Юридический адрес: </w:t>
-            </w:r>
-            <w:r>
-              <w:t xml:space="preserve">190000, г. Санкт-Петербург, бул. Ленина, д. 65, кв. 133</w:t>
-            </w:r>
-          </w:p>
-          <w:p>
-            <w:r>
-              <w:t xml:space="preserve">Почтовый адрес: </w:t>
-            </w:r>
-            <w:r>
-              <w:t xml:space="preserve">170100, г. Тверь, ул. Тверская, д. 32, кв. 126</w:t>
-            </w:r>
-          </w:p>
-          <w:p>
-            <w:r>
-              <w:t xml:space="preserve">ИНН/КПП </w:t>
-            </w:r>
-            <w:r>
-              <w:t xml:space="preserve">9200114139</w:t>
-            </w:r>
-            <w:r>
-              <w:t xml:space="preserve">/</w:t>
-            </w:r>
-            <w:r>
-              <w:t xml:space="preserve">441703356</w:t>
-            </w:r>
-          </w:p>
-          <w:p>
-            <w:r>
-              <w:t xml:space="preserve">ОГРН </w:t>
-            </w:r>
-            <w:r>
-              <w:t xml:space="preserve">1699905881872</w:t>
-            </w:r>
-          </w:p>
-          <w:p>
-            <w:r>
-              <w:t xml:space="preserve">р/с </w:t>
-            </w:r>
-            <w:r>
-              <w:t xml:space="preserve">40702810631595565011</w:t>
-            </w:r>
-            <w:r>
-              <w:t xml:space="preserve"> в ПАО «Промсвязьбанк»</w:t>
-            </w:r>
-          </w:p>
-          <w:p>
-            <w:r>
-              <w:t xml:space="preserve">к/с </w:t>
-            </w:r>
-            <w:r>
-              <w:t xml:space="preserve">30101810400000000555</w:t>
-            </w:r>
-            <w:r>
-              <w:t xml:space="preserve"> БИК </w:t>
-            </w:r>
-            <w:r>
-              <w:t xml:space="preserve">044525555</w:t>
-            </w:r>
-          </w:p>
-          <w:p>
-            <w:r>
-              <w:t xml:space="preserve">Тел.: </w:t>
-            </w:r>
-            <w:r>
-              <w:t xml:space="preserve">+7 (812) 217-73-33</w:t>
-            </w:r>
-          </w:p>
-          <w:p>
-            <w:r>
-              <w:t xml:space="preserve">E-mail: </w:t>
-            </w:r>
-            <w:r>
-              <w:t xml:space="preserve">volkova@romashka.ru</w:t>
-            </w:r>
-          </w:p>
-          <w:p/>
-          <w:p>
-            <w:r>
-              <w:t xml:space="preserve">Директор ______________ </w:t>
-            </w:r>
-            <w:r>
-              <w:t xml:space="preserve">Е. Д. Волкова</w:t>
+              <w:t xml:space="preserve">не более 7</w:t>
             </w:r>
           </w:p>
         </w:tc>
@@ -1038,87 +980,21 @@
           </w:tcPr>
           <w:p>
             <w:r>
-              <w:rPr>
-                <w:b/>
-              </w:rPr>
-              <w:t xml:space="preserve">Заказчик:</w:t>
-            </w:r>
-          </w:p>
-          <w:p>
-            <w:r>
-              <w:t xml:space="preserve">Индивидуальный предприниматель </w:t>
-            </w:r>
-            <w:r>
-              <w:t xml:space="preserve">Гусева Ирина Олеговна</w:t>
-            </w:r>
-          </w:p>
-          <w:p>
-            <w:r>
-              <w:t xml:space="preserve">Адрес регистрации: </w:t>
-            </w:r>
-            <w:r>
-              <w:t xml:space="preserve">394000, г. Воронеж, пер. Строителей, д. 18, кв. 138</w:t>
-            </w:r>
-          </w:p>
-          <w:p>
-            <w:r>
-              <w:t xml:space="preserve">ИНН </w:t>
-            </w:r>
-            <w:r>
-              <w:t xml:space="preserve">428433524073</w:t>
-            </w:r>
-            <w:r>
-              <w:t xml:space="preserve"> ОГРНИП </w:t>
-            </w:r>
-            <w:r>
-              <w:t xml:space="preserve">351038979137752</w:t>
-            </w:r>
-          </w:p>
-          <w:p>
-            <w:r>
-              <w:t xml:space="preserve">р/с </w:t>
-            </w:r>
-            <w:r>
-              <w:t xml:space="preserve">40802810719913282048</w:t>
-            </w:r>
-            <w:r>
-              <w:t xml:space="preserve"> в ПАО Сбербанк</w:t>
-            </w:r>
-            <w:r>
-              <w:t xml:space="preserve">, БИК </w:t>
-            </w:r>
-            <w:r>
-              <w:t xml:space="preserve">044525225</w:t>
-            </w:r>
-          </w:p>
-          <w:p>
-            <w:r>
-              <w:t xml:space="preserve">Тел.: </w:t>
-            </w:r>
-            <w:r>
-              <w:t xml:space="preserve">+7 (499) 402-30-37</w:t>
-            </w:r>
-          </w:p>
-          <w:p>
-            <w:r>
-              <w:t xml:space="preserve">E-mail: </w:t>
-            </w:r>
-            <w:r>
-              <w:t xml:space="preserve">guseva@sibtrans.ru</w:t>
-            </w:r>
-          </w:p>
-          <w:p/>
-          <w:p>
-            <w:r>
-              <w:t xml:space="preserve">ИП ______________ </w:t>
-            </w:r>
-            <w:r>
-              <w:t xml:space="preserve">Гусева И. О.</w:t>
+              <w:t xml:space="preserve">25 000,51 (Семисот двадцати пяти тысяч) RUB</w:t>
             </w:r>
           </w:p>
         </w:tc>
       </w:tr>
     </w:tbl>
+    <w:p/>
+    <w:p>
+      <w:r>
+        <w:rPr>
+          <w:b/>
+        </w:rPr>
+        <w:t xml:space="preserve">РЕКВИЗИТЫ И ПОДПИСИ СТОРОН</w:t>
+      </w:r>
+    </w:p>
     <w:p/>
     <w:tbl>
       <w:tblPr>
@@ -1143,6 +1019,217 @@
           </w:tcPr>
           <w:p>
             <w:r>
+              <w:rPr>
+                <w:b/>
+              </w:rPr>
+              <w:t xml:space="preserve">Подрядчик:</w:t>
+            </w:r>
+          </w:p>
+          <w:p>
+            <w:r>
+              <w:t xml:space="preserve">ООО Вектор</w:t>
+            </w:r>
+          </w:p>
+          <w:p>
+            <w:r>
+              <w:t xml:space="preserve">Юридический адрес: </w:t>
+            </w:r>
+            <w:r>
+              <w:t xml:space="preserve">143000, г. Одинцово, ш. Полевая, д. 20, кв. 117</w:t>
+            </w:r>
+          </w:p>
+          <w:p>
+            <w:r>
+              <w:t xml:space="preserve">Почтовый адрес: </w:t>
+            </w:r>
+            <w:r>
+              <w:t xml:space="preserve">190000, г. Санкт-Петербург, бул. Кирова, д. 37, кв. 30</w:t>
+            </w:r>
+          </w:p>
+          <w:p>
+            <w:r>
+              <w:t xml:space="preserve">ИНН/КПП </w:t>
+            </w:r>
+            <w:r>
+              <w:t xml:space="preserve">9200114139</w:t>
+            </w:r>
+            <w:r>
+              <w:t xml:space="preserve">/</w:t>
+            </w:r>
+            <w:r>
+              <w:t xml:space="preserve">441703356</w:t>
+            </w:r>
+          </w:p>
+          <w:p>
+            <w:r>
+              <w:t xml:space="preserve">ОГРН </w:t>
+            </w:r>
+            <w:r>
+              <w:t xml:space="preserve">1699905881872</w:t>
+            </w:r>
+          </w:p>
+          <w:p>
+            <w:r>
+              <w:t xml:space="preserve">р/с </w:t>
+            </w:r>
+            <w:r>
+              <w:t xml:space="preserve">40702810631595565011</w:t>
+            </w:r>
+            <w:r>
+              <w:t xml:space="preserve"> в ПАО «Промсвязьбанк»</w:t>
+            </w:r>
+          </w:p>
+          <w:p>
+            <w:r>
+              <w:t xml:space="preserve">к/с </w:t>
+            </w:r>
+            <w:r>
+              <w:t xml:space="preserve">30101810400000000555</w:t>
+            </w:r>
+            <w:r>
+              <w:t xml:space="preserve"> БИК </w:t>
+            </w:r>
+            <w:r>
+              <w:t xml:space="preserve">044525555</w:t>
+            </w:r>
+          </w:p>
+          <w:p>
+            <w:r>
+              <w:t xml:space="preserve">Тел.: </w:t>
+            </w:r>
+            <w:r>
+              <w:t xml:space="preserve">+7 (846) 611-33-10</w:t>
+            </w:r>
+          </w:p>
+          <w:p>
+            <w:r>
+              <w:t xml:space="preserve">E-mail: </w:t>
+            </w:r>
+            <w:r>
+              <w:t xml:space="preserve">volkova@inbox.ru</w:t>
+            </w:r>
+          </w:p>
+          <w:p/>
+          <w:p>
+            <w:r>
+              <w:t xml:space="preserve">Директор ______________ </w:t>
+            </w:r>
+            <w:r>
+              <w:t xml:space="preserve">Е. Д. Волкова</w:t>
+            </w:r>
+          </w:p>
+        </w:tc>
+        <w:tc>
+          <w:tcPr>
+            <w:tcW w:w="4680" w:type="dxa"/>
+          </w:tcPr>
+          <w:p>
+            <w:r>
+              <w:rPr>
+                <w:b/>
+              </w:rPr>
+              <w:t xml:space="preserve">Заказчик:</w:t>
+            </w:r>
+          </w:p>
+          <w:p>
+            <w:r>
+              <w:t xml:space="preserve">Индивидуальный предприниматель </w:t>
+            </w:r>
+            <w:r>
+              <w:t xml:space="preserve">Гусева Ирина Олеговна</w:t>
+            </w:r>
+          </w:p>
+          <w:p>
+            <w:r>
+              <w:t xml:space="preserve">Адрес регистрации: </w:t>
+            </w:r>
+            <w:r>
+              <w:t xml:space="preserve">630099, г. Новосибирск, ш. Ленинградская, д. 24, кв. 76</w:t>
+            </w:r>
+          </w:p>
+          <w:p>
+            <w:r>
+              <w:t xml:space="preserve">ИНН </w:t>
+            </w:r>
+            <w:r>
+              <w:t xml:space="preserve">428433524073</w:t>
+            </w:r>
+            <w:r>
+              <w:t xml:space="preserve"> ОГРНИП </w:t>
+            </w:r>
+            <w:r>
+              <w:t xml:space="preserve">351038979137752</w:t>
+            </w:r>
+          </w:p>
+          <w:p>
+            <w:r>
+              <w:t xml:space="preserve">р/с </w:t>
+            </w:r>
+            <w:r>
+              <w:t xml:space="preserve">40802810719913282048</w:t>
+            </w:r>
+            <w:r>
+              <w:t xml:space="preserve"> в ПАО Сбербанк</w:t>
+            </w:r>
+            <w:r>
+              <w:t xml:space="preserve">, БИК </w:t>
+            </w:r>
+            <w:r>
+              <w:t xml:space="preserve">044525225</w:t>
+            </w:r>
+          </w:p>
+          <w:p>
+            <w:r>
+              <w:t xml:space="preserve">Тел.: </w:t>
+            </w:r>
+            <w:r>
+              <w:t xml:space="preserve">+7 (846) 261-37-70</w:t>
+            </w:r>
+          </w:p>
+          <w:p>
+            <w:r>
+              <w:t xml:space="preserve">E-mail: </w:t>
+            </w:r>
+            <w:r>
+              <w:t xml:space="preserve">guseva@sibtrans.ru</w:t>
+            </w:r>
+          </w:p>
+          <w:p/>
+          <w:p>
+            <w:r>
+              <w:t xml:space="preserve">ИП ______________ </w:t>
+            </w:r>
+            <w:r>
+              <w:t xml:space="preserve">Гусева И. О.</w:t>
+            </w:r>
+          </w:p>
+        </w:tc>
+      </w:tr>
+    </w:tbl>
+    <w:p/>
+    <w:tbl>
+      <w:tblPr>
+        <w:tblW w:w="9360" w:type="dxa"/>
+        <w:tblBorders>
+          <w:top w:val="single" w:sz="4" w:color="auto"/>
+          <w:left w:val="single" w:sz="4" w:color="auto"/>
+          <w:bottom w:val="single" w:sz="4" w:color="auto"/>
+          <w:right w:val="single" w:sz="4" w:color="auto"/>
+          <w:insideH w:val="single" w:sz="4" w:color="auto"/>
+          <w:insideV w:val="single" w:sz="4" w:color="auto"/>
+        </w:tblBorders>
+      </w:tblPr>
+      <w:tblGrid>
+        <w:gridCol w:w="4680"/>
+        <w:gridCol w:w="4680"/>
+      </w:tblGrid>
+      <w:tr>
+        <w:tc>
+          <w:tcPr>
+            <w:tcW w:w="4680" w:type="dxa"/>
+          </w:tcPr>
+          <w:p>
+            <w:r>
               <w:t xml:space="preserve">ИНН: </w:t>
             </w:r>
             <w:r>
@@ -1228,13 +1315,13 @@
       <w:t xml:space="preserve">Исполнитель документа: </w:t>
     </w:r>
     <w:r>
-      <w:t xml:space="preserve">Лебедева О. Н.</w:t>
+      <w:t xml:space="preserve">Лебедев Н. Д.</w:t>
     </w:r>
     <w:r>
       <w:t xml:space="preserve">, тел. </w:t>
     </w:r>
     <w:r>
-      <w:t xml:space="preserve">8(812)8544212</w:t>
+      <w:t xml:space="preserve">8(846)9994212</w:t>
     </w:r>
   </w:p>
 </w:ftr>

--- a/tests/corpus_v2/docs/works_0008.docx
+++ b/tests/corpus_v2/docs/works_0008.docx
@@ -128,7 +128,102 @@
         <w:t xml:space="preserve">Гарантийный срок на результат работ — </w:t>
       </w:r>
       <w:r>
-        <w:t xml:space="preserve">не позднее 13.07.2026</w:t>
+        <w:t xml:space="preserve">не позднее 22.02.2025</w:t>
+      </w:r>
+      <w:r>
+        <w:t xml:space="preserve">.</w:t>
+      </w:r>
+    </w:p>
+    <w:p>
+      <w:r>
+        <w:t xml:space="preserve">1.5. </w:t>
+      </w:r>
+      <w:r>
+        <w:t xml:space="preserve">Отгрузка оформляется товарной накладной № </w:t>
+      </w:r>
+      <w:r>
+        <w:t xml:space="preserve">046881917</w:t>
+      </w:r>
+      <w:r>
+        <w:t xml:space="preserve">. Номенклатурный номер позиции — </w:t>
+      </w:r>
+      <w:r>
+        <w:t xml:space="preserve">040556609</w:t>
+      </w:r>
+      <w:r>
+        <w:t xml:space="preserve">. Серийный номер агрегата — </w:t>
+      </w:r>
+      <w:r>
+        <w:t xml:space="preserve">043883930</w:t>
+      </w:r>
+      <w:r>
+        <w:t xml:space="preserve">.</w:t>
+      </w:r>
+    </w:p>
+    <w:p>
+      <w:r>
+        <w:t xml:space="preserve">1.6. </w:t>
+      </w:r>
+      <w:r>
+        <w:t xml:space="preserve">Финансирование ведётся по коду целевых средств </w:t>
+      </w:r>
+      <w:r>
+        <w:t xml:space="preserve">043670237</w:t>
+      </w:r>
+      <w:r>
+        <w:t xml:space="preserve">, установленному приказом Минфина России от 01.12.2010 № 157н. </w:t>
+      </w:r>
+      <w:r>
+        <w:t xml:space="preserve">БИК не указан, номер заявки — </w:t>
+      </w:r>
+      <w:r>
+        <w:t xml:space="preserve">043868762</w:t>
+      </w:r>
+      <w:r>
+        <w:t xml:space="preserve">.</w:t>
+      </w:r>
+    </w:p>
+    <w:p>
+      <w:r>
+        <w:t xml:space="preserve">1.7. </w:t>
+      </w:r>
+      <w:r>
+        <w:t xml:space="preserve">Учёт потребления ведётся по лицевому счёту </w:t>
+      </w:r>
+      <w:r>
+        <w:t xml:space="preserve">87400583280</w:t>
+      </w:r>
+      <w:r>
+        <w:t xml:space="preserve">. Приложение учтено за номером </w:t>
+      </w:r>
+      <w:r>
+        <w:t xml:space="preserve">83439789490</w:t>
+      </w:r>
+      <w:r>
+        <w:t xml:space="preserve">. Заводской номер прибора учёта — </w:t>
+      </w:r>
+      <w:r>
+        <w:t xml:space="preserve">84519876440</w:t>
+      </w:r>
+      <w:r>
+        <w:t xml:space="preserve">.</w:t>
+      </w:r>
+    </w:p>
+    <w:p>
+      <w:r>
+        <w:t xml:space="preserve">1.8. </w:t>
+      </w:r>
+      <w:r>
+        <w:t xml:space="preserve">Регистрационная запись в реестре — </w:t>
+      </w:r>
+      <w:r>
+        <w:t xml:space="preserve">87339201819</w:t>
+      </w:r>
+      <w:r>
+        <w:t xml:space="preserve"> в порядке статьи 434 Гражданского кодекса Российской Федерации. Исходящий номер уведомления — </w:t>
+      </w:r>
+      <w:r>
+        <w:t xml:space="preserve">87807729794</w:t>
       </w:r>
       <w:r>
         <w:t xml:space="preserve">.</w:t>
@@ -148,7 +243,7 @@
         <w:t xml:space="preserve">2.1. Общая цена Договора: </w:t>
       </w:r>
       <w:r>
-        <w:t xml:space="preserve">Девятьсот восемьдесят пять тысяч два рубля 0 коп.</w:t>
+        <w:t xml:space="preserve">Сорок один миллион девятьсот тысяч два рубля 5 коп.</w:t>
       </w:r>
       <w:r>
         <w:t xml:space="preserve">, включая НДС </w:t>
@@ -160,7 +255,7 @@
         <w:t xml:space="preserve"> в размере </w:t>
       </w:r>
       <w:r>
-        <w:t xml:space="preserve">937002 (девятьсот тридцать семь тысяч два) рубля</w:t>
+        <w:t xml:space="preserve">1620002 (один миллион шестьсот двадцать тысяч два) рубля</w:t>
       </w:r>
       <w:r>
         <w:t xml:space="preserve">.</w:t>
@@ -177,7 +272,7 @@
         <w:t xml:space="preserve">, но не более </w:t>
       </w:r>
       <w:r>
-        <w:t xml:space="preserve">18% от цены Договора</w:t>
+        <w:t xml:space="preserve">9% от цены Договора</w:t>
       </w:r>
       <w:r>
         <w:t xml:space="preserve">.</w:t>
@@ -188,7 +283,7 @@
         <w:t xml:space="preserve">2.3. Срок оплаты — </w:t>
       </w:r>
       <w:r>
-        <w:t xml:space="preserve">в течение 10 (Десяти) рабочих дней с момента выставления счета</w:t>
+        <w:t xml:space="preserve">в течение 60 (Шестидесяти) рабочих дней с момента выставления счета</w:t>
       </w:r>
       <w:r>
         <w:t xml:space="preserve">.</w:t>
@@ -208,7 +303,7 @@
         <w:t xml:space="preserve">, артикул </w:t>
       </w:r>
       <w:r>
-        <w:t xml:space="preserve">RM-4512-66</w:t>
+        <w:t xml:space="preserve">RM-2849-41</w:t>
       </w:r>
       <w:r>
         <w:t xml:space="preserve">, код </w:t>
@@ -268,49 +363,49 @@
         <w:t xml:space="preserve">. Товар отгружается с сопроводительным документом паспорт качества № </w:t>
       </w:r>
       <w:r>
-        <w:t xml:space="preserve">30 24 758208</w:t>
+        <w:t xml:space="preserve">63 10 120507</w:t>
       </w:r>
       <w:r>
         <w:t xml:space="preserve">. К партии приложен паспорт изделия № </w:t>
       </w:r>
       <w:r>
-        <w:t xml:space="preserve">42 19 776390</w:t>
+        <w:t xml:space="preserve">93 16 194404</w:t>
       </w:r>
       <w:r>
         <w:t xml:space="preserve">. Оборудование поставляется с паспортом транспортного средства № </w:t>
       </w:r>
       <w:r>
-        <w:t xml:space="preserve">80 17 824654</w:t>
+        <w:t xml:space="preserve">01 24 441191</w:t>
       </w:r>
       <w:r>
         <w:t xml:space="preserve">. Приёмка производится согласно техническому паспорту </w:t>
       </w:r>
       <w:r>
-        <w:t xml:space="preserve">16 20 054910</w:t>
+        <w:t xml:space="preserve">42 23 146811</w:t>
       </w:r>
       <w:r>
         <w:t xml:space="preserve">. СНИЛС не указан, номер заказа </w:t>
       </w:r>
       <w:r>
-        <w:t xml:space="preserve">462-567-715 84</w:t>
+        <w:t xml:space="preserve">933-552-192 37</w:t>
       </w:r>
       <w:r>
         <w:t xml:space="preserve">. Дата рождения не проставлена, документ выдан </w:t>
       </w:r>
       <w:r>
-        <w:t xml:space="preserve">06.12.2020</w:t>
+        <w:t xml:space="preserve">24.03.2018</w:t>
       </w:r>
       <w:r>
         <w:t xml:space="preserve">. Код подразделения, см. артикул </w:t>
       </w:r>
       <w:r>
-        <w:t xml:space="preserve">326-838</w:t>
+        <w:t xml:space="preserve">771-962</w:t>
       </w:r>
       <w:r>
         <w:t xml:space="preserve">. Цена — </w:t>
       </w:r>
       <w:r>
-        <w:t xml:space="preserve">Три миллиона восемьсот шестьдесят тысяч рублей 0 коп.</w:t>
+        <w:t xml:space="preserve">Сорок девять миллионов двести тысяч рублей 0 коп.</w:t>
       </w:r>
       <w:r>
         <w:t xml:space="preserve">.</w:t>
@@ -324,25 +419,25 @@
         <w:t xml:space="preserve">Товар маркирован штрихкодом </w:t>
       </w:r>
       <w:r>
-        <w:t xml:space="preserve">4602152977711</w:t>
+        <w:t xml:space="preserve">4601026769353</w:t>
       </w:r>
       <w:r>
         <w:t xml:space="preserve">. Код контрагента по ОКПО — </w:t>
       </w:r>
       <w:r>
-        <w:t xml:space="preserve">5207697926</w:t>
+        <w:t xml:space="preserve">5699971650</w:t>
       </w:r>
       <w:r>
         <w:t xml:space="preserve">. Оборудование учтено под инвентарным номером </w:t>
       </w:r>
       <w:r>
-        <w:t xml:space="preserve">041274855</w:t>
+        <w:t xml:space="preserve">044300732</w:t>
       </w:r>
       <w:r>
         <w:t xml:space="preserve">, складской позиции присвоен номер </w:t>
       </w:r>
       <w:r>
-        <w:t xml:space="preserve">404805632</w:t>
+        <w:t xml:space="preserve">018490023</w:t>
       </w:r>
       <w:r>
         <w:t xml:space="preserve">.</w:t>
@@ -356,19 +451,19 @@
         <w:t xml:space="preserve">Оплата по счёту-фактуре на КБК </w:t>
       </w:r>
       <w:r>
-        <w:t xml:space="preserve">18210101011011000135</w:t>
+        <w:t xml:space="preserve">18210101011011000113</w:t>
       </w:r>
       <w:r>
         <w:t xml:space="preserve">. ИНН не присвоен, регистрационный № </w:t>
       </w:r>
       <w:r>
-        <w:t xml:space="preserve">6373315489</w:t>
+        <w:t xml:space="preserve">7650049884</w:t>
       </w:r>
       <w:r>
         <w:t xml:space="preserve">. ИНН не присвоен, платёжный документ № </w:t>
       </w:r>
       <w:r>
-        <w:t xml:space="preserve">380079051974</w:t>
+        <w:t xml:space="preserve">502615788128</w:t>
       </w:r>
       <w:r>
         <w:t xml:space="preserve">. Заказчик действует в лице </w:t>
@@ -388,13 +483,13 @@
         <w:t xml:space="preserve">Массовая доля влаги в товаре — </w:t>
       </w:r>
       <w:r>
-        <w:t xml:space="preserve">не более 10 %</w:t>
+        <w:t xml:space="preserve">не более 11 %</w:t>
       </w:r>
       <w:r>
         <w:t xml:space="preserve">. Товар подлежит хранению </w:t>
       </w:r>
       <w:r>
-        <w:t xml:space="preserve">в течение 24 часов</w:t>
+        <w:t xml:space="preserve">в течение 48 часов</w:t>
       </w:r>
       <w:r>
         <w:t xml:space="preserve"> при температуре не выше +4 °C. Срок исковой давности по требованиям, вытекающим из Договора, составляет </w:t>
@@ -463,7 +558,7 @@
           </w:tcPr>
           <w:p>
             <w:r>
-              <w:t xml:space="preserve">1726493799</w:t>
+              <w:t xml:space="preserve">1034340300</w:t>
             </w:r>
           </w:p>
         </w:tc>
@@ -491,7 +586,7 @@
         <w:t xml:space="preserve">Полномочия подтверждаются свидетельством о рождении, выдано </w:t>
       </w:r>
       <w:r>
-        <w:t xml:space="preserve">11.08.2011</w:t>
+        <w:t xml:space="preserve">10.12.2014</w:t>
       </w:r>
       <w:r>
         <w:t xml:space="preserve"> отделом ЗАГС.</w:t>
@@ -520,7 +615,7 @@
           </w:tcPr>
           <w:p>
             <w:r>
-              <w:t xml:space="preserve">7</w:t>
+              <w:t xml:space="preserve">3</w:t>
             </w:r>
           </w:p>
         </w:tc>
@@ -570,7 +665,7 @@
         <w:t xml:space="preserve">3.1. Место исполнения обязательств: </w:t>
       </w:r>
       <w:r>
-        <w:t xml:space="preserve">394000, г. Воронеж, проезд Ленина, д. 62, кв. 136</w:t>
+        <w:t xml:space="preserve">141300, г. Сергиев Посад, наб. Промышленная, д. 1, кв. 188</w:t>
       </w:r>
       <w:r>
         <w:t xml:space="preserve">.</w:t>
@@ -587,7 +682,7 @@
         <w:t xml:space="preserve"> по телефону </w:t>
       </w:r>
       <w:r>
-        <w:t xml:space="preserve">+7 (812) 187-41-90</w:t>
+        <w:t xml:space="preserve">+7 (812) 230-74-92</w:t>
       </w:r>
       <w:r>
         <w:t xml:space="preserve">.</w:t>
@@ -598,7 +693,111 @@
         <w:t xml:space="preserve">3.3. Срок исполнения обязательств — </w:t>
       </w:r>
       <w:r>
-        <w:t xml:space="preserve">в течение 10 (Десяти) банковских дней с момента поступления денежных средств на расчетный счет</w:t>
+        <w:t xml:space="preserve">в течение 14 (Четырнадцати) банковских дней с момента поступления денежных средств на расчетный счет</w:t>
+      </w:r>
+      <w:r>
+        <w:t xml:space="preserve">.</w:t>
+      </w:r>
+    </w:p>
+    <w:p>
+      <w:r>
+        <w:t xml:space="preserve">3.4. </w:t>
+      </w:r>
+      <w:r>
+        <w:t xml:space="preserve">Оплата производится за счёт бюджетных средств, КБК </w:t>
+      </w:r>
+      <w:r>
+        <w:t xml:space="preserve">18269793283157504259</w:t>
+      </w:r>
+      <w:r>
+        <w:t xml:space="preserve">. Показания счётчика снимаются по прибору с заводским номером </w:t>
+      </w:r>
+      <w:r>
+        <w:t xml:space="preserve">39577935552814761177</w:t>
+      </w:r>
+      <w:r>
+        <w:t xml:space="preserve">.</w:t>
+      </w:r>
+    </w:p>
+    <w:p>
+      <w:r>
+        <w:t xml:space="preserve">3.5. </w:t>
+      </w:r>
+      <w:r>
+        <w:t xml:space="preserve">Счёт на оплату выставляется с уникальным идентификатором начисления </w:t>
+      </w:r>
+      <w:r>
+        <w:t xml:space="preserve">18209381565807307270</w:t>
+      </w:r>
+      <w:r>
+        <w:t xml:space="preserve">. Счёт-проформа к настоящему Договору имеет номер </w:t>
+      </w:r>
+      <w:r>
+        <w:t xml:space="preserve">77589508112188351375</w:t>
+      </w:r>
+      <w:r>
+        <w:t xml:space="preserve">. Списание со счёта производится в очерёдности статьи 855 Гражданского кодекса Российской Федерации, код вида дохода </w:t>
+      </w:r>
+      <w:r>
+        <w:t xml:space="preserve">18210556251620843730</w:t>
+      </w:r>
+      <w:r>
+        <w:t xml:space="preserve">.</w:t>
+      </w:r>
+    </w:p>
+    <w:p>
+      <w:r>
+        <w:t xml:space="preserve">3.6. </w:t>
+      </w:r>
+      <w:r>
+        <w:t xml:space="preserve">ИНН иностранному контрагенту не присваивается, номер в торговом реестре </w:t>
+      </w:r>
+      <w:r>
+        <w:t xml:space="preserve">4264805542</w:t>
+      </w:r>
+      <w:r>
+        <w:t xml:space="preserve">. ИНН указан в приложении, номер спецификации </w:t>
+      </w:r>
+      <w:r>
+        <w:t xml:space="preserve">1726493799</w:t>
+      </w:r>
+      <w:r>
+        <w:t xml:space="preserve">. Постановка на учёт производится по статье 84 Налогового кодекса Российской Федерации, решение № </w:t>
+      </w:r>
+      <w:r>
+        <w:t xml:space="preserve">2013336831</w:t>
+      </w:r>
+      <w:r>
+        <w:t xml:space="preserve">.</w:t>
+      </w:r>
+    </w:p>
+    <w:p>
+      <w:r>
+        <w:t xml:space="preserve">3.7. </w:t>
+      </w:r>
+      <w:r>
+        <w:t xml:space="preserve">Партии присвоен номер прослеживаемости </w:t>
+      </w:r>
+      <w:r>
+        <w:t xml:space="preserve">3005088044</w:t>
+      </w:r>
+      <w:r>
+        <w:t xml:space="preserve">. Содержание примеси не превышает </w:t>
+      </w:r>
+      <w:r>
+        <w:t xml:space="preserve">2,5 %</w:t>
+      </w:r>
+      <w:r>
+        <w:t xml:space="preserve">. Погрешность измерения прибора — не более </w:t>
+      </w:r>
+      <w:r>
+        <w:t xml:space="preserve">0,4 %</w:t>
+      </w:r>
+      <w:r>
+        <w:t xml:space="preserve">. Оборудованию присвоен заводской номер </w:t>
+      </w:r>
+      <w:r>
+        <w:t xml:space="preserve">3619154654</w:t>
       </w:r>
       <w:r>
         <w:t xml:space="preserve">.</w:t>
@@ -629,7 +828,7 @@
         <w:t xml:space="preserve">Размер неустойки за нарушение сроков оплаты: </w:t>
       </w:r>
       <w:r>
-        <w:t xml:space="preserve">9% за каждый день просрочки</w:t>
+        <w:t xml:space="preserve">20% за каждый день просрочки</w:t>
       </w:r>
       <w:r>
         <w:t xml:space="preserve">. Предельный размер ответственности: </w:t>
@@ -657,7 +856,7 @@
         <w:t xml:space="preserve">Сторона, для которой создалась невозможность исполнения, обязана уведомить другую Сторону. Срок уведомления — </w:t>
       </w:r>
       <w:r>
-        <w:t xml:space="preserve">в течение 20 календарных дней с момента заключения контракта</w:t>
+        <w:t xml:space="preserve">в течение 30 календарных дней с момента заключения контракта</w:t>
       </w:r>
       <w:r>
         <w:t xml:space="preserve">.</w:t>
@@ -671,7 +870,7 @@
         <w:t xml:space="preserve">Все споры и разногласия решаются путём переговоров. Претензионный порядок обязателен, срок ответа на претензию — </w:t>
       </w:r>
       <w:r>
-        <w:t xml:space="preserve">в течение тридцати дней с даты подписания Сторонами акта сдачи-приемки оказанных услуг</w:t>
+        <w:t xml:space="preserve">в течение шестидесяти дней с даты подписания Сторонами акта сдачи-приемки оказанных услуг</w:t>
       </w:r>
       <w:r>
         <w:t xml:space="preserve">.</w:t>
@@ -731,6 +930,124 @@
       </w:r>
       <w:r>
         <w:t xml:space="preserve">Ни одна из Сторон не вправе использовать товарные знаки другой Стороны без предварительного письменного согласия.</w:t>
+      </w:r>
+    </w:p>
+    <w:p>
+      <w:r>
+        <w:t xml:space="preserve">4.13. </w:t>
+      </w:r>
+      <w:r>
+        <w:t xml:space="preserve">ИНН физического лица не указан; номер лицевого счёта абонента — </w:t>
+      </w:r>
+      <w:r>
+        <w:t xml:space="preserve">478320312250</w:t>
+      </w:r>
+      <w:r>
+        <w:t xml:space="preserve">. ИНН см. приложение; номенклатурный код — </w:t>
+      </w:r>
+      <w:r>
+        <w:t xml:space="preserve">409842705515</w:t>
+      </w:r>
+      <w:r>
+        <w:t xml:space="preserve">. Обработка ИНН ведётся по статье 86 Налогового кодекса Российской Федерации, запрос № </w:t>
+      </w:r>
+      <w:r>
+        <w:t xml:space="preserve">864413524758</w:t>
+      </w:r>
+      <w:r>
+        <w:t xml:space="preserve">.</w:t>
+      </w:r>
+    </w:p>
+    <w:p>
+      <w:r>
+        <w:t xml:space="preserve">4.14. </w:t>
+      </w:r>
+      <w:r>
+        <w:t xml:space="preserve">Накладной на партию присвоен номер </w:t>
+      </w:r>
+      <w:r>
+        <w:t xml:space="preserve">213680461326</w:t>
+      </w:r>
+      <w:r>
+        <w:t xml:space="preserve">. Контрольный модуль имеет заводской номер </w:t>
+      </w:r>
+      <w:r>
+        <w:t xml:space="preserve">220840660196</w:t>
+      </w:r>
+      <w:r>
+        <w:t xml:space="preserve">. Уклон кровли поставляемого сооружения — </w:t>
+      </w:r>
+      <w:r>
+        <w:t xml:space="preserve">5 %</w:t>
+      </w:r>
+      <w:r>
+        <w:t xml:space="preserve">.</w:t>
+      </w:r>
+    </w:p>
+    <w:p>
+      <w:r>
+        <w:t xml:space="preserve">4.15. </w:t>
+      </w:r>
+      <w:r>
+        <w:t xml:space="preserve">Предельная доля иностранного участия в уставном капитале установлена законом и составляет </w:t>
+      </w:r>
+      <w:r>
+        <w:t xml:space="preserve">49 %</w:t>
+      </w:r>
+      <w:r>
+        <w:t xml:space="preserve"> согласно Федеральному закону об иностранных инвестициях. Приложением № 3 установлена доля брака не более </w:t>
+      </w:r>
+      <w:r>
+        <w:t xml:space="preserve">0,4 %</w:t>
+      </w:r>
+      <w:r>
+        <w:t xml:space="preserve">.</w:t>
+      </w:r>
+    </w:p>
+    <w:p>
+      <w:r>
+        <w:t xml:space="preserve">4.16. </w:t>
+      </w:r>
+      <w:r>
+        <w:t xml:space="preserve">Товар имеет срок годности </w:t>
+      </w:r>
+      <w:r>
+        <w:t xml:space="preserve">в течение 24 месяцев</w:t>
+      </w:r>
+      <w:r>
+        <w:t xml:space="preserve"> с даты производства. Уложенная смесь выдерживается </w:t>
+      </w:r>
+      <w:r>
+        <w:t xml:space="preserve">в течение 24 часов</w:t>
+      </w:r>
+      <w:r>
+        <w:t xml:space="preserve"> при температуре не ниже +5 °C.</w:t>
+      </w:r>
+    </w:p>
+    <w:p>
+      <w:r>
+        <w:t xml:space="preserve">4.17. </w:t>
+      </w:r>
+      <w:r>
+        <w:t xml:space="preserve">Претензии по качеству работ предъявляются </w:t>
+      </w:r>
+      <w:r>
+        <w:t xml:space="preserve">в течение одного года</w:t>
+      </w:r>
+      <w:r>
+        <w:t xml:space="preserve"> по правилам статьи 725 Гражданского кодекса Российской Федерации. Поставщик присутствует на рынке </w:t>
+      </w:r>
+      <w:r>
+        <w:t xml:space="preserve">в течение 24 лет</w:t>
+      </w:r>
+      <w:r>
+        <w:t xml:space="preserve">. Окончание отчётного периода — </w:t>
+      </w:r>
+      <w:r>
+        <w:t xml:space="preserve">не позднее 04.09.2029</w:t>
+      </w:r>
+      <w:r>
+        <w:t xml:space="preserve">.</w:t>
       </w:r>
     </w:p>
     <w:p/>
@@ -806,7 +1123,7 @@
         <w:t xml:space="preserve">Расторжение Договора в одностороннем порядке допускается при существенном нарушении его условий другой Стороной. Срок направления уведомления — </w:t>
       </w:r>
       <w:r>
-        <w:t xml:space="preserve">не позднее 11.07.2026</w:t>
+        <w:t xml:space="preserve">не позднее 10.07.2026</w:t>
       </w:r>
       <w:r>
         <w:t xml:space="preserve">.</w:t>
@@ -823,13 +1140,13 @@
         <w:t xml:space="preserve">, тел. </w:t>
       </w:r>
       <w:r>
-        <w:t xml:space="preserve">+7 (843) 368-68-88</w:t>
+        <w:t xml:space="preserve">+7 (843) 143-32-96</w:t>
       </w:r>
       <w:r>
         <w:t xml:space="preserve">, адрес для корреспонденции: </w:t>
       </w:r>
       <w:r>
-        <w:t xml:space="preserve">143400, г. Красногорск, пер. Пушкина, д. 54, кв. 52</w:t>
+        <w:t xml:space="preserve">630099, г. Новосибирск, ш. Октябрьская, д. 76, кв. 197</w:t>
       </w:r>
       <w:r>
         <w:t xml:space="preserve">.</w:t>
@@ -850,7 +1167,7 @@
         <w:t xml:space="preserve">Дополнительный телефон: </w:t>
       </w:r>
       <w:r>
-        <w:t xml:space="preserve">+‍7 (​495) 999-35-39</w:t>
+        <w:t xml:space="preserve">+7  (846) 97​1-71-25</w:t>
       </w:r>
     </w:p>
     <w:p>
@@ -858,7 +1175,7 @@
         <w:t xml:space="preserve">Контактное лицо: </w:t>
       </w:r>
       <w:r>
-        <w:t xml:space="preserve">Гусева  Ирина Олего‍вна</w:t>
+        <w:t xml:space="preserve">Гус ева Ирина ⁠Олеговна</w:t>
       </w:r>
     </w:p>
     <w:p>
@@ -916,10 +1233,10 @@
         <w:rPr>
           <w:b/>
         </w:rPr>
-        <w:t xml:space="preserve">в течение 6</w:t>
-      </w:r>
-      <w:r>
-        <w:t xml:space="preserve">0 дней со дня предъявления требования</w:t>
+        <w:t xml:space="preserve">в течение 4</w:t>
+      </w:r>
+      <w:r>
+        <w:t xml:space="preserve">5 дней со дня предъявления требования</w:t>
       </w:r>
       <w:r>
         <w:t xml:space="preserve">.</w:t>
@@ -933,10 +1250,10 @@
         <w:rPr>
           <w:b/>
         </w:rPr>
-        <w:t xml:space="preserve">2/1</w:t>
-      </w:r>
-      <w:r>
-        <w:t xml:space="preserve">3</w:t>
+        <w:t xml:space="preserve">9/1</w:t>
+      </w:r>
+      <w:r>
+        <w:t xml:space="preserve">4</w:t>
       </w:r>
       <w:r>
         <w:t xml:space="preserve">.</w:t>
@@ -970,7 +1287,7 @@
           </w:tcPr>
           <w:p>
             <w:r>
-              <w:t xml:space="preserve">не более 7</w:t>
+              <w:t xml:space="preserve">не более 62 5</w:t>
             </w:r>
           </w:p>
         </w:tc>
@@ -980,7 +1297,7 @@
           </w:tcPr>
           <w:p>
             <w:r>
-              <w:t xml:space="preserve">25 000,51 (Семисот двадцати пяти тысяч) RUB</w:t>
+              <w:t xml:space="preserve">00 000,92 (Шестидесяти двух миллионов пятисот тысяч) RUB</w:t>
             </w:r>
           </w:p>
         </w:tc>
@@ -1035,7 +1352,7 @@
               <w:t xml:space="preserve">Юридический адрес: </w:t>
             </w:r>
             <w:r>
-              <w:t xml:space="preserve">143000, г. Одинцово, ш. Полевая, д. 20, кв. 117</w:t>
+              <w:t xml:space="preserve">394000, г. Воронеж, бул. Промышленная, д. 86, кв. 147</w:t>
             </w:r>
           </w:p>
           <w:p>
@@ -1043,7 +1360,7 @@
               <w:t xml:space="preserve">Почтовый адрес: </w:t>
             </w:r>
             <w:r>
-              <w:t xml:space="preserve">190000, г. Санкт-Петербург, бул. Кирова, д. 37, кв. 30</w:t>
+              <w:t xml:space="preserve">143000, г. Одинцово, бул. Полевая, д. 51, кв. 62</w:t>
             </w:r>
           </w:p>
           <w:p>
@@ -1098,7 +1415,7 @@
               <w:t xml:space="preserve">Тел.: </w:t>
             </w:r>
             <w:r>
-              <w:t xml:space="preserve">+7 (846) 611-33-10</w:t>
+              <w:t xml:space="preserve">+7 (846) 579-37-58</w:t>
             </w:r>
           </w:p>
           <w:p>
@@ -1106,7 +1423,7 @@
               <w:t xml:space="preserve">E-mail: </w:t>
             </w:r>
             <w:r>
-              <w:t xml:space="preserve">volkova@inbox.ru</w:t>
+              <w:t xml:space="preserve">volkova@yandex.ru</w:t>
             </w:r>
           </w:p>
           <w:p/>
@@ -1144,7 +1461,7 @@
               <w:t xml:space="preserve">Адрес регистрации: </w:t>
             </w:r>
             <w:r>
-              <w:t xml:space="preserve">630099, г. Новосибирск, ш. Ленинградская, д. 24, кв. 76</w:t>
+              <w:t xml:space="preserve">614000, г. Пермь, ш. Промышленная, д. 20, кв. 3</w:t>
             </w:r>
           </w:p>
           <w:p>
@@ -1183,7 +1500,7 @@
               <w:t xml:space="preserve">Тел.: </w:t>
             </w:r>
             <w:r>
-              <w:t xml:space="preserve">+7 (846) 261-37-70</w:t>
+              <w:t xml:space="preserve">+7 (495) 353-99-42</w:t>
             </w:r>
           </w:p>
           <w:p>
@@ -1191,7 +1508,7 @@
               <w:t xml:space="preserve">E-mail: </w:t>
             </w:r>
             <w:r>
-              <w:t xml:space="preserve">guseva@sibtrans.ru</w:t>
+              <w:t xml:space="preserve">guseva@corp-tehno.ru</w:t>
             </w:r>
           </w:p>
           <w:p/>
@@ -1315,13 +1632,13 @@
       <w:t xml:space="preserve">Исполнитель документа: </w:t>
     </w:r>
     <w:r>
-      <w:t xml:space="preserve">Лебедев Н. Д.</w:t>
+      <w:t xml:space="preserve">Попов Ю. Н.</w:t>
     </w:r>
     <w:r>
       <w:t xml:space="preserve">, тел. </w:t>
     </w:r>
     <w:r>
-      <w:t xml:space="preserve">8(846)9994212</w:t>
+      <w:t xml:space="preserve">8(846)1845594</w:t>
     </w:r>
   </w:p>
 </w:ftr>

--- a/tests/corpus_v2/docs/works_0008.docx
+++ b/tests/corpus_v2/docs/works_0008.docx
@@ -1303,6 +1303,37 @@
         </w:tc>
       </w:tr>
     </w:tbl>
+    <w:p/>
+    <w:p>
+      <w:r>
+        <w:rPr>
+          <w:b/>
+        </w:rPr>
+        <w:t xml:space="preserve">6. ОСОБЫЕ УСЛОВИЯ ОТДЕЛЬНЫХ ВИДОВ ДАННЫХ</w:t>
+      </w:r>
+    </w:p>
+    <w:p>
+      <w:r>
+        <w:t xml:space="preserve">6.1. Полномочия представителя подтверждены доверенностью, реестровый номер </w:t>
+      </w:r>
+      <w:r>
+        <w:t xml:space="preserve">16/89-н/16-2024-3-215</w:t>
+      </w:r>
+      <w:r>
+        <w:t xml:space="preserve">.</w:t>
+      </w:r>
+    </w:p>
+    <w:p>
+      <w:r>
+        <w:t xml:space="preserve">6.2. Для сопоставления в учёте указывается: </w:t>
+      </w:r>
+      <w:r>
+        <w:t xml:space="preserve">ГОСТ Р 52044-2003</w:t>
+      </w:r>
+      <w:r>
+        <w:t xml:space="preserve">.</w:t>
+      </w:r>
+    </w:p>
     <w:p/>
     <w:p>
       <w:r>

--- a/tests/corpus_v2/docs/works_0008.docx
+++ b/tests/corpus_v2/docs/works_0008.docx
@@ -1314,21 +1314,87 @@
     </w:p>
     <w:p>
       <w:r>
-        <w:t xml:space="preserve">6.1. Полномочия представителя подтверждены доверенностью, реестровый номер </w:t>
-      </w:r>
-      <w:r>
-        <w:t xml:space="preserve">16/89-н/16-2024-3-215</w:t>
-      </w:r>
-      <w:r>
-        <w:t xml:space="preserve">.</w:t>
-      </w:r>
-    </w:p>
-    <w:p>
-      <w:r>
-        <w:t xml:space="preserve">6.2. Для сопоставления в учёте указывается: </w:t>
-      </w:r>
-      <w:r>
-        <w:t xml:space="preserve">ГОСТ Р 52044-2003</w:t>
+        <w:t xml:space="preserve">6.1. Работы выполняются на основании ранее заключённого Договора № </w:t>
+      </w:r>
+      <w:r>
+        <w:t xml:space="preserve">17595/001-сс</w:t>
+      </w:r>
+      <w:r>
+        <w:t xml:space="preserve"> между теми же сторонами.</w:t>
+      </w:r>
+    </w:p>
+    <w:p>
+      <w:r>
+        <w:t xml:space="preserve">6.2. Первичные документы: </w:t>
+      </w:r>
+      <w:r>
+        <w:t xml:space="preserve">лицензия Л035-01298-77/00123456 Рособрнадзора</w:t>
+      </w:r>
+      <w:r>
+        <w:t xml:space="preserve">.</w:t>
+      </w:r>
+    </w:p>
+    <w:p>
+      <w:r>
+        <w:t xml:space="preserve">6.3. Запись о лицензии внесена в реестр за регистрационным номером </w:t>
+      </w:r>
+      <w:r>
+        <w:t xml:space="preserve">144625873</w:t>
+      </w:r>
+      <w:r>
+        <w:t xml:space="preserve">.</w:t>
+      </w:r>
+    </w:p>
+    <w:p>
+      <w:r>
+        <w:t xml:space="preserve">6.4. Внутренний учёт ведётся отдельно: </w:t>
+      </w:r>
+      <w:r>
+        <w:t xml:space="preserve">сведения внесены в реестр, номер записи не присвоен</w:t>
+      </w:r>
+      <w:r>
+        <w:t xml:space="preserve">.</w:t>
+      </w:r>
+    </w:p>
+    <w:p>
+      <w:r>
+        <w:t xml:space="preserve">6.5. Полномочия представителя подтверждены доверенностью, реестровый номер </w:t>
+      </w:r>
+      <w:r>
+        <w:t xml:space="preserve">50/121-н/50-2023-4-88</w:t>
+      </w:r>
+      <w:r>
+        <w:t xml:space="preserve">.</w:t>
+      </w:r>
+    </w:p>
+    <w:p>
+      <w:r>
+        <w:t xml:space="preserve">6.6. Для сопоставления в учёте указывается: </w:t>
+      </w:r>
+      <w:r>
+        <w:t xml:space="preserve">срок действия 12/2024-06/2025</w:t>
+      </w:r>
+      <w:r>
+        <w:t xml:space="preserve">.</w:t>
+      </w:r>
+    </w:p>
+    <w:p>
+      <w:r>
+        <w:t xml:space="preserve">6.7. Решение принято большинством в </w:t>
+      </w:r>
+      <w:r>
+        <w:t xml:space="preserve">25,5 % голосов от общего числа</w:t>
+      </w:r>
+      <w:r>
+        <w:t xml:space="preserve"> от общего числа голосов членов совета директоров.</w:t>
+      </w:r>
+    </w:p>
+    <w:p>
+      <w:r>
+        <w:t xml:space="preserve">6.8. Кворум определяется уставом: </w:t>
+      </w:r>
+      <w:r>
+        <w:t xml:space="preserve">большинством в две трети голосов</w:t>
       </w:r>
       <w:r>
         <w:t xml:space="preserve">.</w:t>

--- a/tests/corpus_v2/docs/works_0008.docx
+++ b/tests/corpus_v2/docs/works_0008.docx
@@ -1314,10 +1314,32 @@
     </w:p>
     <w:p>
       <w:r>
-        <w:t xml:space="preserve">6.1. Работы выполняются на основании ранее заключённого Договора № </w:t>
-      </w:r>
-      <w:r>
-        <w:t xml:space="preserve">17595/001-сс</w:t>
+        <w:t xml:space="preserve">6.1. Стороны ранее заключили </w:t>
+      </w:r>
+      <w:r>
+        <w:t xml:space="preserve">договор поставки</w:t>
+      </w:r>
+      <w:r>
+        <w:t xml:space="preserve"> на сопоставимых условиях.</w:t>
+      </w:r>
+    </w:p>
+    <w:p>
+      <w:r>
+        <w:t xml:space="preserve">6.2. Прочие условия: </w:t>
+      </w:r>
+      <w:r>
+        <w:t xml:space="preserve">реквизиты первичных документов приведены в приложении</w:t>
+      </w:r>
+      <w:r>
+        <w:t xml:space="preserve">.</w:t>
+      </w:r>
+    </w:p>
+    <w:p>
+      <w:r>
+        <w:t xml:space="preserve">6.3. Работы выполняются на основании ранее заключённого Договора № </w:t>
+      </w:r>
+      <w:r>
+        <w:t xml:space="preserve">118/2024-А</w:t>
       </w:r>
       <w:r>
         <w:t xml:space="preserve"> между теми же сторонами.</w:t>
@@ -1325,29 +1347,73 @@
     </w:p>
     <w:p>
       <w:r>
-        <w:t xml:space="preserve">6.2. Первичные документы: </w:t>
-      </w:r>
-      <w:r>
-        <w:t xml:space="preserve">лицензия Л035-01298-77/00123456 Рособрнадзора</w:t>
-      </w:r>
-      <w:r>
-        <w:t xml:space="preserve">.</w:t>
-      </w:r>
-    </w:p>
-    <w:p>
-      <w:r>
-        <w:t xml:space="preserve">6.3. Запись о лицензии внесена в реестр за регистрационным номером </w:t>
-      </w:r>
-      <w:r>
-        <w:t xml:space="preserve">144625873</w:t>
-      </w:r>
-      <w:r>
-        <w:t xml:space="preserve">.</w:t>
-      </w:r>
-    </w:p>
-    <w:p>
-      <w:r>
-        <w:t xml:space="preserve">6.4. Внутренний учёт ведётся отдельно: </w:t>
+        <w:t xml:space="preserve">6.4. Первичные документы: </w:t>
+      </w:r>
+      <w:r>
+        <w:t xml:space="preserve">как указано в пункте 4.2 настоящего Договора</w:t>
+      </w:r>
+      <w:r>
+        <w:t xml:space="preserve">.</w:t>
+      </w:r>
+    </w:p>
+    <w:p>
+      <w:r>
+        <w:t xml:space="preserve">6.5. Паспорт гражданина Российской Федерации выдан </w:t>
+      </w:r>
+      <w:r>
+        <w:t xml:space="preserve">УМВД России по Владимирской области</w:t>
+      </w:r>
+      <w:r>
+        <w:t xml:space="preserve">, паспорт предъявлен при подписании.</w:t>
+      </w:r>
+    </w:p>
+    <w:p>
+      <w:r>
+        <w:t xml:space="preserve">6.6. Сопутствующие сведения: </w:t>
+      </w:r>
+      <w:r>
+        <w:t xml:space="preserve">паспорт выдан, реквизиты приведены в приложении</w:t>
+      </w:r>
+      <w:r>
+        <w:t xml:space="preserve">.</w:t>
+      </w:r>
+    </w:p>
+    <w:p>
+      <w:r>
+        <w:t xml:space="preserve">6.7. Запись о государственной регистрации внесена регистрирующим органом: </w:t>
+      </w:r>
+      <w:r>
+        <w:t xml:space="preserve">ИФНС России по г. Наро-Фоминску Московской области</w:t>
+      </w:r>
+      <w:r>
+        <w:t xml:space="preserve">.</w:t>
+      </w:r>
+    </w:p>
+    <w:p>
+      <w:r>
+        <w:t xml:space="preserve">6.8. Общие сведения о регистрации: </w:t>
+      </w:r>
+      <w:r>
+        <w:t xml:space="preserve">сведения о юридическом лице содержатся в ЕГРЮЛ</w:t>
+      </w:r>
+      <w:r>
+        <w:t xml:space="preserve">.</w:t>
+      </w:r>
+    </w:p>
+    <w:p>
+      <w:r>
+        <w:t xml:space="preserve">6.9. Запись о лицензии внесена в реестр за регистрационным номером </w:t>
+      </w:r>
+      <w:r>
+        <w:t xml:space="preserve">268530417</w:t>
+      </w:r>
+      <w:r>
+        <w:t xml:space="preserve">.</w:t>
+      </w:r>
+    </w:p>
+    <w:p>
+      <w:r>
+        <w:t xml:space="preserve">6.10. Внутренний учёт ведётся отдельно: </w:t>
       </w:r>
       <w:r>
         <w:t xml:space="preserve">сведения внесены в реестр, номер записи не присвоен</w:t>
@@ -1358,32 +1424,32 @@
     </w:p>
     <w:p>
       <w:r>
-        <w:t xml:space="preserve">6.5. Полномочия представителя подтверждены доверенностью, реестровый номер </w:t>
-      </w:r>
-      <w:r>
-        <w:t xml:space="preserve">50/121-н/50-2023-4-88</w:t>
-      </w:r>
-      <w:r>
-        <w:t xml:space="preserve">.</w:t>
-      </w:r>
-    </w:p>
-    <w:p>
-      <w:r>
-        <w:t xml:space="preserve">6.6. Для сопоставления в учёте указывается: </w:t>
-      </w:r>
-      <w:r>
-        <w:t xml:space="preserve">срок действия 12/2024-06/2025</w:t>
-      </w:r>
-      <w:r>
-        <w:t xml:space="preserve">.</w:t>
-      </w:r>
-    </w:p>
-    <w:p>
-      <w:r>
-        <w:t xml:space="preserve">6.7. Решение принято большинством в </w:t>
-      </w:r>
-      <w:r>
-        <w:t xml:space="preserve">25,5 % голосов от общего числа</w:t>
+        <w:t xml:space="preserve">6.11. Полномочия представителя подтверждены доверенностью, реестровый номер </w:t>
+      </w:r>
+      <w:r>
+        <w:t xml:space="preserve">16/89-н/16-2024-3-215</w:t>
+      </w:r>
+      <w:r>
+        <w:t xml:space="preserve">.</w:t>
+      </w:r>
+    </w:p>
+    <w:p>
+      <w:r>
+        <w:t xml:space="preserve">6.12. Для сопоставления в учёте указывается: </w:t>
+      </w:r>
+      <w:r>
+        <w:t xml:space="preserve">пп. 4/5-1 и 7/2-3 Правил страхования</w:t>
+      </w:r>
+      <w:r>
+        <w:t xml:space="preserve">.</w:t>
+      </w:r>
+    </w:p>
+    <w:p>
+      <w:r>
+        <w:t xml:space="preserve">6.13. Решение принято большинством в </w:t>
+      </w:r>
+      <w:r>
+        <w:t xml:space="preserve">75 % голосов</w:t>
       </w:r>
       <w:r>
         <w:t xml:space="preserve"> от общего числа голосов членов совета директоров.</w:t>
@@ -1391,7 +1457,7 @@
     </w:p>
     <w:p>
       <w:r>
-        <w:t xml:space="preserve">6.8. Кворум определяется уставом: </w:t>
+        <w:t xml:space="preserve">6.14. Кворум определяется уставом: </w:t>
       </w:r>
       <w:r>
         <w:t xml:space="preserve">большинством в две трети голосов</w:t>

--- a/tests/corpus_v2/docs/works_0008.docx
+++ b/tests/corpus_v2/docs/works_0008.docx
@@ -39,7 +39,7 @@
         <w:t xml:space="preserve">     </w:t>
       </w:r>
       <w:r>
-        <w:t xml:space="preserve">17.10.2023 г.</w:t>
+        <w:t xml:space="preserve">17 октября 2023 г.</w:t>
       </w:r>
     </w:p>
     <w:p/>
